--- a/week1-Archelogy/Doc.docx
+++ b/week1-Archelogy/Doc.docx
@@ -1,6 +1,6 @@
 
 <file path=word/document.xml><?xml version="1.0" encoding="utf-8"?>
-<w:document xmlns:wpc="http://schemas.microsoft.com/office/word/2010/wordprocessingCanvas" xmlns:cx="http://schemas.microsoft.com/office/drawing/2014/chartex" xmlns:cx1="http://schemas.microsoft.com/office/drawing/2015/9/8/chartex" xmlns:cx2="http://schemas.microsoft.com/office/drawing/2015/10/21/chartex" xmlns:cx3="http://schemas.microsoft.com/office/drawing/2016/5/9/chartex" xmlns:cx4="http://schemas.microsoft.com/office/drawing/2016/5/10/chartex" xmlns:cx5="http://schemas.microsoft.com/office/drawing/2016/5/11/chartex" xmlns:cx6="http://schemas.microsoft.com/office/drawing/2016/5/12/chartex" xmlns:cx7="http://schemas.microsoft.com/office/drawing/2016/5/13/chartex" xmlns:cx8="http://schemas.microsoft.com/office/drawing/2016/5/14/chartex" xmlns:mc="http://schemas.openxmlformats.org/markup-compatibility/2006" xmlns:aink="http://schemas.microsoft.com/office/drawing/2016/ink" xmlns:am3d="http://schemas.microsoft.com/office/drawing/2017/model3d" xmlns:o="urn:schemas-microsoft-com:office:office" xmlns:oel="http://schemas.microsoft.com/office/2019/extlst" xmlns:r="http://schemas.openxmlformats.org/officeDocument/2006/relationships" xmlns:m="http://schemas.openxmlformats.org/officeDocument/2006/math" xmlns:v="urn:schemas-microsoft-com:vml" xmlns:wp14="http://schemas.microsoft.com/office/word/2010/wordprocessingDrawing" xmlns:wp="http://schemas.openxmlformats.org/drawingml/2006/wordprocessingDrawing" xmlns:w10="urn:schemas-microsoft-com:office:word" xmlns:w="http://schemas.openxmlformats.org/wordprocessingml/2006/main" xmlns:w14="http://schemas.microsoft.com/office/word/2010/wordml" xmlns:w15="http://schemas.microsoft.com/office/word/2012/wordml" xmlns:w16cex="http://schemas.microsoft.com/office/word/2018/wordml/cex" xmlns:w16cid="http://schemas.microsoft.com/office/word/2016/wordml/cid" xmlns:w16="http://schemas.microsoft.com/office/word/2018/wordml" xmlns:w16sdtdh="http://schemas.microsoft.com/office/word/2020/wordml/sdtdatahash" xmlns:w16se="http://schemas.microsoft.com/office/word/2015/wordml/symex" xmlns:wpg="http://schemas.microsoft.com/office/word/2010/wordprocessingGroup" xmlns:wpi="http://schemas.microsoft.com/office/word/2010/wordprocessingInk" xmlns:wne="http://schemas.microsoft.com/office/word/2006/wordml" xmlns:wps="http://schemas.microsoft.com/office/word/2010/wordprocessingShape" mc:Ignorable="w14 w15 w16se w16cid w16 w16cex w16sdtdh wp14">
+<w:document xmlns:wpc="http://schemas.microsoft.com/office/word/2010/wordprocessingCanvas" xmlns:cx="http://schemas.microsoft.com/office/drawing/2014/chartex" xmlns:cx1="http://schemas.microsoft.com/office/drawing/2015/9/8/chartex" xmlns:cx2="http://schemas.microsoft.com/office/drawing/2015/10/21/chartex" xmlns:cx3="http://schemas.microsoft.com/office/drawing/2016/5/9/chartex" xmlns:cx4="http://schemas.microsoft.com/office/drawing/2016/5/10/chartex" xmlns:cx5="http://schemas.microsoft.com/office/drawing/2016/5/11/chartex" xmlns:cx6="http://schemas.microsoft.com/office/drawing/2016/5/12/chartex" xmlns:cx7="http://schemas.microsoft.com/office/drawing/2016/5/13/chartex" xmlns:cx8="http://schemas.microsoft.com/office/drawing/2016/5/14/chartex" xmlns:mc="http://schemas.openxmlformats.org/markup-compatibility/2006" xmlns:aink="http://schemas.microsoft.com/office/drawing/2016/ink" xmlns:am3d="http://schemas.microsoft.com/office/drawing/2017/model3d" xmlns:o="urn:schemas-microsoft-com:office:office" xmlns:r="http://schemas.openxmlformats.org/officeDocument/2006/relationships" xmlns:m="http://schemas.openxmlformats.org/officeDocument/2006/math" xmlns:v="urn:schemas-microsoft-com:vml" xmlns:wp14="http://schemas.microsoft.com/office/word/2010/wordprocessingDrawing" xmlns:wp="http://schemas.openxmlformats.org/drawingml/2006/wordprocessingDrawing" xmlns:w10="urn:schemas-microsoft-com:office:word" xmlns:w="http://schemas.openxmlformats.org/wordprocessingml/2006/main" xmlns:w14="http://schemas.microsoft.com/office/word/2010/wordml" xmlns:w15="http://schemas.microsoft.com/office/word/2012/wordml" xmlns:w16cex="http://schemas.microsoft.com/office/word/2018/wordml/cex" xmlns:w16cid="http://schemas.microsoft.com/office/word/2016/wordml/cid" xmlns:w16="http://schemas.microsoft.com/office/word/2018/wordml" xmlns:w16sdtdh="http://schemas.microsoft.com/office/word/2020/wordml/sdtdatahash" xmlns:w16se="http://schemas.microsoft.com/office/word/2015/wordml/symex" xmlns:wpg="http://schemas.microsoft.com/office/word/2010/wordprocessingGroup" xmlns:wpi="http://schemas.microsoft.com/office/word/2010/wordprocessingInk" xmlns:wne="http://schemas.microsoft.com/office/word/2006/wordml" xmlns:wps="http://schemas.microsoft.com/office/word/2010/wordprocessingShape" mc:Ignorable="w14 w15 w16se w16cid w16 w16cex w16sdtdh wp14">
   <w:body>
     <w:p>
       <w:pPr>
@@ -42,9 +42,8 @@
           <w:sz w:val="32"/>
           <w:szCs w:val="32"/>
         </w:rPr>
-        <w:t xml:space="preserve"> "The Code </w:t>
-      </w:r>
-      <w:proofErr w:type="spellStart"/>
+        <w:t xml:space="preserve"> "The Code Code Archeology" (</w:t>
+      </w:r>
       <w:r>
         <w:rPr>
           <w:rFonts w:ascii="TH Sarabun New" w:hAnsi="TH Sarabun New" w:cs="TH Sarabun New"/>
@@ -52,11 +51,13 @@
           <w:bCs/>
           <w:sz w:val="32"/>
           <w:szCs w:val="32"/>
-        </w:rPr>
-        <w:t>Code</w:t>
-      </w:r>
-      <w:proofErr w:type="spellEnd"/>
-      <w:r>
+          <w:cs/>
+        </w:rPr>
+        <w:t>นักโบราณคดีแกะโค้ด)</w:t>
+      </w:r>
+    </w:p>
+    <w:p>
+      <w:pPr>
         <w:rPr>
           <w:rFonts w:ascii="TH Sarabun New" w:hAnsi="TH Sarabun New" w:cs="TH Sarabun New"/>
           <w:b/>
@@ -64,197 +65,174 @@
           <w:sz w:val="32"/>
           <w:szCs w:val="32"/>
         </w:rPr>
-        <w:t xml:space="preserve"> Archeology" (</w:t>
-      </w:r>
-      <w:r>
-        <w:rPr>
-          <w:rFonts w:ascii="TH Sarabun New" w:hAnsi="TH Sarabun New" w:cs="TH Sarabun New"/>
-          <w:b/>
-          <w:bCs/>
-          <w:sz w:val="32"/>
-          <w:szCs w:val="32"/>
-          <w:cs/>
-        </w:rPr>
-        <w:t>นักโบราณคดีแกะโค้ด)</w:t>
-      </w:r>
+      </w:pPr>
     </w:p>
     <w:p>
       <w:pPr>
-        <w:rPr>
-          <w:rFonts w:ascii="TH Sarabun New" w:hAnsi="TH Sarabun New" w:cs="TH Sarabun New"/>
-          <w:b/>
-          <w:bCs/>
-          <w:sz w:val="32"/>
-          <w:szCs w:val="32"/>
-        </w:rPr>
-      </w:pPr>
+        <w:jc w:val="both"/>
+        <w:rPr>
+          <w:rFonts w:ascii="TH Sarabun New" w:hAnsi="TH Sarabun New" w:cs="TH Sarabun New"/>
+          <w:sz w:val="28"/>
+          <w:szCs w:val="28"/>
+        </w:rPr>
+      </w:pPr>
+      <w:r>
+        <w:rPr>
+          <w:rFonts w:ascii="TH Sarabun New" w:hAnsi="TH Sarabun New" w:cs="TH Sarabun New"/>
+          <w:sz w:val="28"/>
+          <w:szCs w:val="28"/>
+          <w:cs/>
+        </w:rPr>
+        <w:t xml:space="preserve">โจทย์สัปดาห์ที่ </w:t>
+      </w:r>
+      <w:r>
+        <w:rPr>
+          <w:rFonts w:ascii="TH Sarabun New" w:hAnsi="TH Sarabun New" w:cs="TH Sarabun New"/>
+          <w:sz w:val="28"/>
+          <w:szCs w:val="28"/>
+        </w:rPr>
+        <w:t xml:space="preserve">1: </w:t>
+      </w:r>
+      <w:r>
+        <w:rPr>
+          <w:rFonts w:ascii="TH Sarabun New" w:hAnsi="TH Sarabun New" w:cs="TH Sarabun New"/>
+          <w:sz w:val="28"/>
+          <w:szCs w:val="28"/>
+          <w:cs/>
+        </w:rPr>
+        <w:t>สมาชิกในกลุ่มยังไม่ต้องแก้ไขโค้ด แต่ให้ช่วยกันทำ</w:t>
+      </w:r>
+      <w:r>
+        <w:rPr>
+          <w:rFonts w:ascii="TH Sarabun New" w:hAnsi="TH Sarabun New" w:cs="TH Sarabun New"/>
+          <w:sz w:val="28"/>
+          <w:szCs w:val="28"/>
+        </w:rPr>
+        <w:t xml:space="preserve"> Program Comprehension </w:t>
+      </w:r>
+      <w:r>
+        <w:rPr>
+          <w:rFonts w:ascii="TH Sarabun New" w:hAnsi="TH Sarabun New" w:cs="TH Sarabun New"/>
+          <w:sz w:val="28"/>
+          <w:szCs w:val="28"/>
+          <w:cs/>
+        </w:rPr>
+        <w:t>โดยพยายามรันระบบให้ผ่าน และเขียน</w:t>
+      </w:r>
+      <w:r>
+        <w:rPr>
+          <w:rFonts w:ascii="TH Sarabun New" w:hAnsi="TH Sarabun New" w:cs="TH Sarabun New"/>
+          <w:sz w:val="28"/>
+          <w:szCs w:val="28"/>
+        </w:rPr>
+        <w:t xml:space="preserve"> "</w:t>
+      </w:r>
+      <w:r>
+        <w:rPr>
+          <w:rFonts w:ascii="TH Sarabun New" w:hAnsi="TH Sarabun New" w:cs="TH Sarabun New"/>
+          <w:sz w:val="28"/>
+          <w:szCs w:val="28"/>
+          <w:cs/>
+        </w:rPr>
+        <w:t>เอกสารความเข้าใจระบบเบื้องต้น</w:t>
+      </w:r>
+      <w:r>
+        <w:rPr>
+          <w:rFonts w:ascii="TH Sarabun New" w:hAnsi="TH Sarabun New" w:cs="TH Sarabun New"/>
+          <w:sz w:val="28"/>
+          <w:szCs w:val="28"/>
+        </w:rPr>
+        <w:t xml:space="preserve">" (System Understanding Report) </w:t>
+      </w:r>
     </w:p>
     <w:p>
       <w:pPr>
-        <w:jc w:val="both"/>
-        <w:rPr>
-          <w:rFonts w:ascii="TH Sarabun New" w:hAnsi="TH Sarabun New" w:cs="TH Sarabun New" w:hint="cs"/>
-          <w:sz w:val="28"/>
-          <w:szCs w:val="28"/>
-        </w:rPr>
-      </w:pPr>
-      <w:r>
-        <w:rPr>
-          <w:rFonts w:ascii="TH Sarabun New" w:hAnsi="TH Sarabun New" w:cs="TH Sarabun New"/>
-          <w:sz w:val="28"/>
-          <w:szCs w:val="28"/>
-          <w:cs/>
-        </w:rPr>
-        <w:t xml:space="preserve">โจทย์สัปดาห์ที่ </w:t>
-      </w:r>
-      <w:r>
-        <w:rPr>
-          <w:rFonts w:ascii="TH Sarabun New" w:hAnsi="TH Sarabun New" w:cs="TH Sarabun New"/>
-          <w:sz w:val="28"/>
-          <w:szCs w:val="28"/>
-        </w:rPr>
-        <w:t xml:space="preserve">1: </w:t>
-      </w:r>
-      <w:r>
-        <w:rPr>
-          <w:rFonts w:ascii="TH Sarabun New" w:hAnsi="TH Sarabun New" w:cs="TH Sarabun New"/>
-          <w:sz w:val="28"/>
-          <w:szCs w:val="28"/>
-          <w:cs/>
-        </w:rPr>
-        <w:t>สมาชิกในกลุ่มยังไม่ต้องแก้ไขโค้ด แต่ให้ช่วยกันทำ</w:t>
-      </w:r>
-      <w:r>
-        <w:rPr>
-          <w:rFonts w:ascii="TH Sarabun New" w:hAnsi="TH Sarabun New" w:cs="TH Sarabun New"/>
-          <w:sz w:val="28"/>
-          <w:szCs w:val="28"/>
-        </w:rPr>
-        <w:t xml:space="preserve"> Program Comprehension </w:t>
-      </w:r>
-      <w:r>
-        <w:rPr>
-          <w:rFonts w:ascii="TH Sarabun New" w:hAnsi="TH Sarabun New" w:cs="TH Sarabun New"/>
-          <w:sz w:val="28"/>
-          <w:szCs w:val="28"/>
-          <w:cs/>
-        </w:rPr>
-        <w:t>โดยพยายามรันระบบให้ผ่าน และเขียน</w:t>
-      </w:r>
-      <w:r>
-        <w:rPr>
-          <w:rFonts w:ascii="TH Sarabun New" w:hAnsi="TH Sarabun New" w:cs="TH Sarabun New"/>
-          <w:sz w:val="28"/>
-          <w:szCs w:val="28"/>
-        </w:rPr>
-        <w:t xml:space="preserve"> "</w:t>
-      </w:r>
-      <w:r>
-        <w:rPr>
-          <w:rFonts w:ascii="TH Sarabun New" w:hAnsi="TH Sarabun New" w:cs="TH Sarabun New"/>
-          <w:sz w:val="28"/>
-          <w:szCs w:val="28"/>
-          <w:cs/>
-        </w:rPr>
-        <w:t>เอกสารความเข้าใจระบบเบื้องต้น</w:t>
-      </w:r>
-      <w:r>
-        <w:rPr>
-          <w:rFonts w:ascii="TH Sarabun New" w:hAnsi="TH Sarabun New" w:cs="TH Sarabun New"/>
-          <w:sz w:val="28"/>
-          <w:szCs w:val="28"/>
-        </w:rPr>
-        <w:t xml:space="preserve">" (System Understanding Report) </w:t>
+        <w:jc w:val="center"/>
+        <w:rPr>
+          <w:rFonts w:ascii="TH Sarabun New" w:hAnsi="TH Sarabun New" w:cs="TH Sarabun New"/>
+          <w:sz w:val="28"/>
+          <w:szCs w:val="28"/>
+        </w:rPr>
+      </w:pPr>
+      <w:r>
+        <w:rPr>
+          <w:rFonts w:ascii="TH Sarabun New" w:hAnsi="TH Sarabun New" w:cs="TH Sarabun New"/>
+          <w:i/>
+          <w:iCs/>
+          <w:sz w:val="28"/>
+          <w:szCs w:val="28"/>
+        </w:rPr>
+        <w:t>“</w:t>
+      </w:r>
+      <w:r>
+        <w:rPr>
+          <w:rFonts w:ascii="TH Sarabun New" w:hAnsi="TH Sarabun New" w:cs="TH Sarabun New"/>
+          <w:i/>
+          <w:iCs/>
+          <w:sz w:val="28"/>
+          <w:szCs w:val="28"/>
+          <w:cs/>
+        </w:rPr>
+        <w:t>หากลูกค้าต้องการเพิ่มฟีเจอร์ระบบสมาชิกลดราคา (</w:t>
+      </w:r>
+      <w:r>
+        <w:rPr>
+          <w:rFonts w:ascii="TH Sarabun New" w:hAnsi="TH Sarabun New" w:cs="TH Sarabun New"/>
+          <w:i/>
+          <w:iCs/>
+          <w:sz w:val="28"/>
+          <w:szCs w:val="28"/>
+        </w:rPr>
+        <w:t xml:space="preserve">Member Discount) </w:t>
+      </w:r>
+      <w:r>
+        <w:rPr>
+          <w:rFonts w:ascii="TH Sarabun New" w:hAnsi="TH Sarabun New" w:cs="TH Sarabun New"/>
+          <w:i/>
+          <w:iCs/>
+          <w:sz w:val="28"/>
+          <w:szCs w:val="28"/>
+          <w:cs/>
+        </w:rPr>
+        <w:t>และต้องการให้ระบบนี้เสถียรไม่ล่มง่าย ทีมเราจะวางแผนการทำงาน (</w:t>
+      </w:r>
+      <w:r>
+        <w:rPr>
+          <w:rFonts w:ascii="TH Sarabun New" w:hAnsi="TH Sarabun New" w:cs="TH Sarabun New"/>
+          <w:i/>
+          <w:iCs/>
+          <w:sz w:val="28"/>
+          <w:szCs w:val="28"/>
+        </w:rPr>
+        <w:t xml:space="preserve">Scope) </w:t>
+      </w:r>
+      <w:r>
+        <w:rPr>
+          <w:rFonts w:ascii="TH Sarabun New" w:hAnsi="TH Sarabun New" w:cs="TH Sarabun New"/>
+          <w:i/>
+          <w:iCs/>
+          <w:sz w:val="28"/>
+          <w:szCs w:val="28"/>
+          <w:cs/>
+        </w:rPr>
+        <w:t>และประเมินความเสี่ยงอย่างไร บนฐานโค้ดตัวนี้</w:t>
+      </w:r>
+      <w:r>
+        <w:rPr>
+          <w:rFonts w:ascii="TH Sarabun New" w:hAnsi="TH Sarabun New" w:cs="TH Sarabun New"/>
+          <w:i/>
+          <w:iCs/>
+          <w:sz w:val="28"/>
+          <w:szCs w:val="28"/>
+        </w:rPr>
+        <w:t>”</w:t>
       </w:r>
     </w:p>
     <w:p>
       <w:pPr>
-        <w:jc w:val="center"/>
-        <w:rPr>
-          <w:rFonts w:ascii="TH Sarabun New" w:hAnsi="TH Sarabun New" w:cs="TH Sarabun New"/>
-          <w:sz w:val="28"/>
-          <w:szCs w:val="28"/>
-        </w:rPr>
-      </w:pPr>
-      <w:r>
-        <w:rPr>
-          <w:rFonts w:ascii="TH Sarabun New" w:hAnsi="TH Sarabun New" w:cs="TH Sarabun New"/>
-          <w:i/>
-          <w:iCs/>
-          <w:sz w:val="28"/>
-          <w:szCs w:val="28"/>
-        </w:rPr>
-        <w:t>“</w:t>
-      </w:r>
-      <w:r>
-        <w:rPr>
-          <w:rFonts w:ascii="TH Sarabun New" w:hAnsi="TH Sarabun New" w:cs="TH Sarabun New"/>
-          <w:i/>
-          <w:iCs/>
-          <w:sz w:val="28"/>
-          <w:szCs w:val="28"/>
-          <w:cs/>
-        </w:rPr>
-        <w:t>หากลูกค้าต้องการเพิ่มฟีเจอร์ระบบสมาชิกลดราคา (</w:t>
-      </w:r>
-      <w:r>
-        <w:rPr>
-          <w:rFonts w:ascii="TH Sarabun New" w:hAnsi="TH Sarabun New" w:cs="TH Sarabun New"/>
-          <w:i/>
-          <w:iCs/>
-          <w:sz w:val="28"/>
-          <w:szCs w:val="28"/>
-        </w:rPr>
-        <w:t xml:space="preserve">Member Discount) </w:t>
-      </w:r>
-      <w:r>
-        <w:rPr>
-          <w:rFonts w:ascii="TH Sarabun New" w:hAnsi="TH Sarabun New" w:cs="TH Sarabun New"/>
-          <w:i/>
-          <w:iCs/>
-          <w:sz w:val="28"/>
-          <w:szCs w:val="28"/>
-          <w:cs/>
-        </w:rPr>
-        <w:t>และต้องการให้ระบบนี้เสถียรไม่ล่มง่าย ทีมเราจะวางแผนการทำงาน (</w:t>
-      </w:r>
-      <w:r>
-        <w:rPr>
-          <w:rFonts w:ascii="TH Sarabun New" w:hAnsi="TH Sarabun New" w:cs="TH Sarabun New"/>
-          <w:i/>
-          <w:iCs/>
-          <w:sz w:val="28"/>
-          <w:szCs w:val="28"/>
-        </w:rPr>
-        <w:t xml:space="preserve">Scope) </w:t>
-      </w:r>
-      <w:r>
-        <w:rPr>
-          <w:rFonts w:ascii="TH Sarabun New" w:hAnsi="TH Sarabun New" w:cs="TH Sarabun New"/>
-          <w:i/>
-          <w:iCs/>
-          <w:sz w:val="28"/>
-          <w:szCs w:val="28"/>
-          <w:cs/>
-        </w:rPr>
-        <w:t>และประเมินความเสี่ยงอย่างไร บนฐานโค้ดตัวนี้</w:t>
-      </w:r>
-      <w:r>
-        <w:rPr>
-          <w:rFonts w:ascii="TH Sarabun New" w:hAnsi="TH Sarabun New" w:cs="TH Sarabun New"/>
-          <w:i/>
-          <w:iCs/>
-          <w:sz w:val="28"/>
-          <w:szCs w:val="28"/>
-        </w:rPr>
-        <w:t>”</w:t>
-      </w:r>
-    </w:p>
-    <w:p>
-      <w:pPr>
         <w:jc w:val="both"/>
         <w:rPr>
-          <w:rFonts w:ascii="TH Sarabun New" w:hAnsi="TH Sarabun New" w:cs="TH Sarabun New" w:hint="cs"/>
+          <w:rFonts w:ascii="TH Sarabun New" w:hAnsi="TH Sarabun New" w:cs="TH Sarabun New"/>
           <w:sz w:val="28"/>
           <w:szCs w:val="28"/>
           <w:cs/>
@@ -269,13 +247,17 @@
         </w:numPr>
         <w:rPr>
           <w:rFonts w:ascii="TH Sarabun New" w:hAnsi="TH Sarabun New" w:cs="TH Sarabun New"/>
-          <w:sz w:val="28"/>
-          <w:szCs w:val="28"/>
-        </w:rPr>
-      </w:pPr>
-      <w:r>
-        <w:rPr>
-          <w:rFonts w:ascii="TH Sarabun New" w:hAnsi="TH Sarabun New" w:cs="TH Sarabun New"/>
+          <w:b/>
+          <w:bCs/>
+          <w:sz w:val="28"/>
+          <w:szCs w:val="28"/>
+        </w:rPr>
+      </w:pPr>
+      <w:r>
+        <w:rPr>
+          <w:rFonts w:ascii="TH Sarabun New" w:hAnsi="TH Sarabun New" w:cs="TH Sarabun New"/>
+          <w:b/>
+          <w:bCs/>
           <w:sz w:val="28"/>
           <w:szCs w:val="28"/>
           <w:cs/>
@@ -285,6 +267,8 @@
       <w:r>
         <w:rPr>
           <w:rFonts w:ascii="TH Sarabun New" w:hAnsi="TH Sarabun New" w:cs="TH Sarabun New"/>
+          <w:b/>
+          <w:bCs/>
           <w:sz w:val="28"/>
           <w:szCs w:val="28"/>
         </w:rPr>
@@ -329,7 +313,7 @@
     </w:p>
     <w:p>
       <w:pPr>
-        <w:pStyle w:val="ListParagraph"/>
+        <w:pStyle w:val="a9"/>
         <w:numPr>
           <w:ilvl w:val="2"/>
           <w:numId w:val="3"/>
@@ -363,7 +347,7 @@
           <w:szCs w:val="28"/>
           <w:cs/>
         </w:rPr>
-        <w:t>ดูข้อมูลสินค้าทั้งหมดในระบบ</w:t>
+        <w:t>แสดงข้อมูลรายการสินค้า</w:t>
       </w:r>
       <w:r>
         <w:rPr>
@@ -393,7 +377,58 @@
     </w:p>
     <w:p>
       <w:pPr>
-        <w:pStyle w:val="ListParagraph"/>
+        <w:pStyle w:val="a9"/>
+        <w:ind w:left="2160"/>
+        <w:rPr>
+          <w:rFonts w:ascii="TH Sarabun New" w:hAnsi="TH Sarabun New" w:cs="TH Sarabun New"/>
+          <w:sz w:val="28"/>
+          <w:szCs w:val="28"/>
+        </w:rPr>
+      </w:pPr>
+      <w:r>
+        <w:rPr>
+          <w:rFonts w:ascii="TH Sarabun New" w:hAnsi="TH Sarabun New" w:cs="TH Sarabun New"/>
+          <w:sz w:val="28"/>
+          <w:szCs w:val="28"/>
+        </w:rPr>
+        <w:t>E</w:t>
+      </w:r>
+      <w:r>
+        <w:rPr>
+          <w:rFonts w:ascii="TH Sarabun New" w:hAnsi="TH Sarabun New" w:cs="TH Sarabun New"/>
+          <w:sz w:val="28"/>
+          <w:szCs w:val="28"/>
+        </w:rPr>
+        <w:t>x</w:t>
+      </w:r>
+      <w:r>
+        <w:rPr>
+          <w:rFonts w:ascii="TH Sarabun New" w:hAnsi="TH Sarabun New" w:cs="TH Sarabun New"/>
+          <w:sz w:val="28"/>
+          <w:szCs w:val="28"/>
+        </w:rPr>
+        <w:t>. “</w:t>
+      </w:r>
+      <w:r>
+        <w:rPr>
+          <w:rFonts w:ascii="TH Sarabun New" w:hAnsi="TH Sarabun New" w:cs="TH Sarabun New"/>
+          <w:sz w:val="28"/>
+          <w:szCs w:val="28"/>
+        </w:rPr>
+        <w:t>ID: 101 | Name: Mama Noodles | Stock: 50 | Price: 6.0 THB | Type: Food</w:t>
+      </w:r>
+      <w:r>
+        <w:rPr>
+          <w:rFonts w:ascii="TH Sarabun New" w:hAnsi="TH Sarabun New" w:cs="TH Sarabun New"/>
+          <w:sz w:val="28"/>
+          <w:szCs w:val="28"/>
+        </w:rPr>
+        <w:t>”</w:t>
+      </w:r>
+    </w:p>
+    <w:p>
+      <w:pPr>
+        <w:pStyle w:val="a9"/>
         <w:numPr>
           <w:ilvl w:val="2"/>
           <w:numId w:val="3"/>
@@ -449,7 +484,7 @@
     </w:p>
     <w:p>
       <w:pPr>
-        <w:pStyle w:val="ListParagraph"/>
+        <w:pStyle w:val="a9"/>
         <w:numPr>
           <w:ilvl w:val="2"/>
           <w:numId w:val="3"/>
@@ -554,10 +589,44 @@
         </w:rPr>
         <w:t xml:space="preserve"> ออก</w:t>
       </w:r>
+      <w:r>
+        <w:rPr>
+          <w:rFonts w:ascii="TH Sarabun New" w:hAnsi="TH Sarabun New" w:cs="TH Sarabun New"/>
+          <w:sz w:val="28"/>
+          <w:szCs w:val="28"/>
+        </w:rPr>
+        <w:t xml:space="preserve"> </w:t>
+      </w:r>
+      <w:r>
+        <w:rPr>
+          <w:rFonts w:ascii="TH Sarabun New" w:hAnsi="TH Sarabun New" w:cs="TH Sarabun New" w:hint="cs"/>
+          <w:sz w:val="28"/>
+          <w:szCs w:val="28"/>
+          <w:cs/>
+        </w:rPr>
+        <w:t xml:space="preserve">และมีแจ้งเตือนสินค้าต่ำกว่า </w:t>
+      </w:r>
+      <w:r>
+        <w:rPr>
+          <w:rFonts w:ascii="TH Sarabun New" w:hAnsi="TH Sarabun New" w:cs="TH Sarabun New"/>
+          <w:sz w:val="28"/>
+          <w:szCs w:val="28"/>
+        </w:rPr>
+        <w:t xml:space="preserve">5 </w:t>
+      </w:r>
+      <w:r>
+        <w:rPr>
+          <w:rFonts w:ascii="TH Sarabun New" w:hAnsi="TH Sarabun New" w:cs="TH Sarabun New" w:hint="cs"/>
+          <w:sz w:val="28"/>
+          <w:szCs w:val="28"/>
+          <w:cs/>
+        </w:rPr>
+        <w:t>ชิ้น</w:t>
+      </w:r>
     </w:p>
     <w:p>
       <w:pPr>
-        <w:pStyle w:val="ListParagraph"/>
+        <w:pStyle w:val="a9"/>
         <w:numPr>
           <w:ilvl w:val="2"/>
           <w:numId w:val="3"/>
@@ -574,91 +643,80 @@
           <w:sz w:val="28"/>
           <w:szCs w:val="28"/>
         </w:rPr>
-        <w:t xml:space="preserve">Check </w:t>
-      </w:r>
-      <w:proofErr w:type="spellStart"/>
-      <w:r>
-        <w:rPr>
-          <w:rFonts w:ascii="TH Sarabun New" w:hAnsi="TH Sarabun New" w:cs="TH Sarabun New"/>
-          <w:sz w:val="28"/>
-          <w:szCs w:val="28"/>
-        </w:rPr>
-        <w:t>Check</w:t>
-      </w:r>
-      <w:proofErr w:type="spellEnd"/>
-      <w:r>
-        <w:rPr>
-          <w:rFonts w:ascii="TH Sarabun New" w:hAnsi="TH Sarabun New" w:cs="TH Sarabun New"/>
-          <w:sz w:val="28"/>
-          <w:szCs w:val="28"/>
-        </w:rPr>
-        <w:t xml:space="preserve">: </w:t>
-      </w:r>
-      <w:r>
-        <w:rPr>
-          <w:rFonts w:ascii="TH Sarabun New" w:hAnsi="TH Sarabun New" w:cs="TH Sarabun New" w:hint="cs"/>
-          <w:sz w:val="28"/>
-          <w:szCs w:val="28"/>
-          <w:cs/>
-        </w:rPr>
-        <w:t>ตรวจสอบข้อมูลสินค้าทั้งหมดในระบบ</w:t>
-      </w:r>
-      <w:r>
-        <w:rPr>
-          <w:rFonts w:ascii="TH Sarabun New" w:hAnsi="TH Sarabun New" w:cs="TH Sarabun New" w:hint="cs"/>
-          <w:sz w:val="28"/>
-          <w:szCs w:val="28"/>
-          <w:cs/>
-        </w:rPr>
-        <w:t xml:space="preserve"> ประเภท</w:t>
-      </w:r>
-      <w:r>
-        <w:rPr>
-          <w:rFonts w:ascii="TH Sarabun New" w:hAnsi="TH Sarabun New" w:cs="TH Sarabun New"/>
-          <w:sz w:val="28"/>
-          <w:szCs w:val="28"/>
-        </w:rPr>
-        <w:t xml:space="preserve">, </w:t>
-      </w:r>
-      <w:r>
-        <w:rPr>
-          <w:rFonts w:ascii="TH Sarabun New" w:hAnsi="TH Sarabun New" w:cs="TH Sarabun New" w:hint="cs"/>
-          <w:sz w:val="28"/>
-          <w:szCs w:val="28"/>
-          <w:cs/>
-        </w:rPr>
-        <w:t>ราคารวม</w:t>
-      </w:r>
-      <w:r>
-        <w:rPr>
-          <w:rFonts w:ascii="TH Sarabun New" w:hAnsi="TH Sarabun New" w:cs="TH Sarabun New"/>
-          <w:sz w:val="28"/>
-          <w:szCs w:val="28"/>
-        </w:rPr>
-        <w:t xml:space="preserve">, </w:t>
-      </w:r>
-      <w:r>
-        <w:rPr>
-          <w:rFonts w:ascii="TH Sarabun New" w:hAnsi="TH Sarabun New" w:cs="TH Sarabun New" w:hint="cs"/>
-          <w:sz w:val="28"/>
-          <w:szCs w:val="28"/>
-          <w:cs/>
-        </w:rPr>
-        <w:t>แจ้งเตือนสินค้าต่ำกว่า 10</w:t>
-      </w:r>
-      <w:r>
-        <w:rPr>
-          <w:rFonts w:ascii="TH Sarabun New" w:hAnsi="TH Sarabun New" w:cs="TH Sarabun New" w:hint="cs"/>
-          <w:sz w:val="28"/>
-          <w:szCs w:val="28"/>
-          <w:cs/>
-        </w:rPr>
-        <w:t xml:space="preserve"> ชิ้น</w:t>
+        <w:t xml:space="preserve">Check Check: </w:t>
+      </w:r>
+      <w:r>
+        <w:rPr>
+          <w:rFonts w:ascii="TH Sarabun New" w:hAnsi="TH Sarabun New" w:cs="TH Sarabun New" w:hint="cs"/>
+          <w:sz w:val="28"/>
+          <w:szCs w:val="28"/>
+          <w:cs/>
+        </w:rPr>
+        <w:t>แสดงภาพรวมของสินค้า</w:t>
+      </w:r>
+      <w:r>
+        <w:rPr>
+          <w:rFonts w:ascii="TH Sarabun New" w:hAnsi="TH Sarabun New" w:cs="TH Sarabun New"/>
+          <w:sz w:val="28"/>
+          <w:szCs w:val="28"/>
+        </w:rPr>
+        <w:t xml:space="preserve"> Total product, </w:t>
+      </w:r>
+      <w:r>
+        <w:rPr>
+          <w:rFonts w:ascii="TH Sarabun New" w:hAnsi="TH Sarabun New" w:cs="TH Sarabun New"/>
+          <w:sz w:val="28"/>
+          <w:szCs w:val="28"/>
+        </w:rPr>
+        <w:t>Total Inventory</w:t>
+      </w:r>
+      <w:r>
+        <w:rPr>
+          <w:rFonts w:ascii="TH Sarabun New" w:hAnsi="TH Sarabun New" w:cs="TH Sarabun New"/>
+          <w:sz w:val="28"/>
+          <w:szCs w:val="28"/>
+        </w:rPr>
+        <w:t>,</w:t>
+      </w:r>
+      <w:r>
+        <w:rPr>
+          <w:rFonts w:ascii="TH Sarabun New" w:hAnsi="TH Sarabun New" w:cs="TH Sarabun New" w:hint="cs"/>
+          <w:sz w:val="28"/>
+          <w:szCs w:val="28"/>
+          <w:cs/>
+        </w:rPr>
+        <w:t xml:space="preserve"> แจ้งเตือน</w:t>
+      </w:r>
+      <w:r>
+        <w:rPr>
+          <w:rFonts w:ascii="TH Sarabun New" w:hAnsi="TH Sarabun New" w:cs="TH Sarabun New" w:hint="cs"/>
+          <w:sz w:val="28"/>
+          <w:szCs w:val="28"/>
+          <w:cs/>
+        </w:rPr>
+        <w:t xml:space="preserve">สินค้าต่ำกว่า </w:t>
+      </w:r>
+      <w:r>
+        <w:rPr>
+          <w:rFonts w:ascii="TH Sarabun New" w:hAnsi="TH Sarabun New" w:cs="TH Sarabun New"/>
+          <w:sz w:val="28"/>
+          <w:szCs w:val="28"/>
+        </w:rPr>
+        <w:t xml:space="preserve">10 </w:t>
+      </w:r>
+      <w:r>
+        <w:rPr>
+          <w:rFonts w:ascii="TH Sarabun New" w:hAnsi="TH Sarabun New" w:cs="TH Sarabun New" w:hint="cs"/>
+          <w:sz w:val="28"/>
+          <w:szCs w:val="28"/>
+          <w:cs/>
+        </w:rPr>
+        <w:t>ชิ้น</w:t>
       </w:r>
     </w:p>
     <w:p>
       <w:pPr>
-        <w:pStyle w:val="ListParagraph"/>
+        <w:pStyle w:val="a9"/>
         <w:numPr>
           <w:ilvl w:val="2"/>
           <w:numId w:val="3"/>
@@ -703,13 +761,17 @@
         </w:numPr>
         <w:rPr>
           <w:rFonts w:ascii="TH Sarabun New" w:hAnsi="TH Sarabun New" w:cs="TH Sarabun New"/>
-          <w:sz w:val="28"/>
-          <w:szCs w:val="28"/>
-        </w:rPr>
-      </w:pPr>
-      <w:r>
-        <w:rPr>
-          <w:rFonts w:ascii="TH Sarabun New" w:hAnsi="TH Sarabun New" w:cs="TH Sarabun New"/>
+          <w:b/>
+          <w:bCs/>
+          <w:sz w:val="28"/>
+          <w:szCs w:val="28"/>
+        </w:rPr>
+      </w:pPr>
+      <w:r>
+        <w:rPr>
+          <w:rFonts w:ascii="TH Sarabun New" w:hAnsi="TH Sarabun New" w:cs="TH Sarabun New"/>
+          <w:b/>
+          <w:bCs/>
           <w:sz w:val="28"/>
           <w:szCs w:val="28"/>
           <w:cs/>
@@ -719,6 +781,8 @@
       <w:r>
         <w:rPr>
           <w:rFonts w:ascii="TH Sarabun New" w:hAnsi="TH Sarabun New" w:cs="TH Sarabun New"/>
+          <w:b/>
+          <w:bCs/>
           <w:sz w:val="28"/>
           <w:szCs w:val="28"/>
         </w:rPr>
@@ -792,8 +856,6 @@
         </w:rPr>
         <w:t>JSON File (</w:t>
       </w:r>
-      <w:proofErr w:type="spellStart"/>
-      <w:proofErr w:type="gramStart"/>
       <w:r>
         <w:rPr>
           <w:rFonts w:ascii="TH Sarabun New" w:hAnsi="TH Sarabun New" w:cs="TH Sarabun New"/>
@@ -802,8 +864,6 @@
         </w:rPr>
         <w:t>data.json</w:t>
       </w:r>
-      <w:proofErr w:type="spellEnd"/>
-      <w:proofErr w:type="gramEnd"/>
       <w:r>
         <w:rPr>
           <w:rFonts w:ascii="TH Sarabun New" w:hAnsi="TH Sarabun New" w:cs="TH Sarabun New"/>
@@ -838,34 +898,14 @@
         </w:rPr>
         <w:t xml:space="preserve">: </w:t>
       </w:r>
-      <w:proofErr w:type="spellStart"/>
-      <w:r>
-        <w:rPr>
-          <w:rFonts w:ascii="TH Sarabun New" w:hAnsi="TH Sarabun New" w:cs="TH Sarabun New"/>
-          <w:sz w:val="28"/>
-          <w:szCs w:val="28"/>
-        </w:rPr>
-        <w:t>json</w:t>
-      </w:r>
-      <w:proofErr w:type="spellEnd"/>
-      <w:r>
-        <w:rPr>
-          <w:rFonts w:ascii="TH Sarabun New" w:hAnsi="TH Sarabun New" w:cs="TH Sarabun New"/>
-          <w:sz w:val="28"/>
-          <w:szCs w:val="28"/>
-        </w:rPr>
-        <w:t xml:space="preserve">, </w:t>
-      </w:r>
-      <w:proofErr w:type="spellStart"/>
-      <w:r>
-        <w:rPr>
-          <w:rFonts w:ascii="TH Sarabun New" w:hAnsi="TH Sarabun New" w:cs="TH Sarabun New"/>
-          <w:sz w:val="28"/>
-          <w:szCs w:val="28"/>
-        </w:rPr>
-        <w:t>os</w:t>
-      </w:r>
-      <w:proofErr w:type="spellEnd"/>
+      <w:r>
+        <w:rPr>
+          <w:rFonts w:ascii="TH Sarabun New" w:hAnsi="TH Sarabun New" w:cs="TH Sarabun New"/>
+          <w:sz w:val="28"/>
+          <w:szCs w:val="28"/>
+        </w:rPr>
+        <w:t>json, os</w:t>
+      </w:r>
     </w:p>
     <w:p>
       <w:pPr>
@@ -875,13 +915,17 @@
         </w:numPr>
         <w:rPr>
           <w:rFonts w:ascii="TH Sarabun New" w:hAnsi="TH Sarabun New" w:cs="TH Sarabun New"/>
-          <w:sz w:val="28"/>
-          <w:szCs w:val="28"/>
-        </w:rPr>
-      </w:pPr>
-      <w:r>
-        <w:rPr>
-          <w:rFonts w:ascii="TH Sarabun New" w:hAnsi="TH Sarabun New" w:cs="TH Sarabun New"/>
+          <w:b/>
+          <w:bCs/>
+          <w:sz w:val="28"/>
+          <w:szCs w:val="28"/>
+        </w:rPr>
+      </w:pPr>
+      <w:r>
+        <w:rPr>
+          <w:rFonts w:ascii="TH Sarabun New" w:hAnsi="TH Sarabun New" w:cs="TH Sarabun New"/>
+          <w:b/>
+          <w:bCs/>
           <w:sz w:val="28"/>
           <w:szCs w:val="28"/>
           <w:cs/>
@@ -891,6 +935,8 @@
       <w:r>
         <w:rPr>
           <w:rFonts w:ascii="TH Sarabun New" w:hAnsi="TH Sarabun New" w:cs="TH Sarabun New"/>
+          <w:b/>
+          <w:bCs/>
           <w:sz w:val="28"/>
           <w:szCs w:val="28"/>
         </w:rPr>
@@ -899,6 +945,8 @@
       <w:r>
         <w:rPr>
           <w:rFonts w:ascii="TH Sarabun New" w:hAnsi="TH Sarabun New" w:cs="TH Sarabun New"/>
+          <w:b/>
+          <w:bCs/>
           <w:sz w:val="28"/>
           <w:szCs w:val="28"/>
           <w:cs/>
@@ -908,6 +956,8 @@
       <w:r>
         <w:rPr>
           <w:rFonts w:ascii="TH Sarabun New" w:hAnsi="TH Sarabun New" w:cs="TH Sarabun New"/>
+          <w:b/>
+          <w:bCs/>
           <w:sz w:val="28"/>
           <w:szCs w:val="28"/>
         </w:rPr>
@@ -916,6 +966,8 @@
       <w:r>
         <w:rPr>
           <w:rFonts w:ascii="TH Sarabun New" w:hAnsi="TH Sarabun New" w:cs="TH Sarabun New"/>
+          <w:b/>
+          <w:bCs/>
           <w:sz w:val="28"/>
           <w:szCs w:val="28"/>
           <w:cs/>
@@ -925,6 +977,8 @@
       <w:r>
         <w:rPr>
           <w:rFonts w:ascii="TH Sarabun New" w:hAnsi="TH Sarabun New" w:cs="TH Sarabun New"/>
+          <w:b/>
+          <w:bCs/>
           <w:sz w:val="28"/>
           <w:szCs w:val="28"/>
         </w:rPr>
@@ -933,7 +987,7 @@
     </w:p>
     <w:p>
       <w:pPr>
-        <w:pStyle w:val="ListParagraph"/>
+        <w:pStyle w:val="a9"/>
         <w:numPr>
           <w:ilvl w:val="1"/>
           <w:numId w:val="3"/>
@@ -947,17 +1001,68 @@
       </w:pPr>
       <w:r>
         <w:rPr>
-          <w:rFonts w:ascii="TH Sarabun New" w:hAnsi="TH Sarabun New" w:cs="TH Sarabun New"/>
-          <w:sz w:val="28"/>
-          <w:szCs w:val="28"/>
-          <w:cs/>
-        </w:rPr>
-        <w:t>ทุกอย่างอยู่ในไฟล์เดียวกัน ปัจจุบันยังไม่มีปัญหา แต่ถ้าระบบมีหลายฟีเจอร์มากขึ้น อาจแก้ไขหรือปรับปรุงได้ยาก</w:t>
+          <w:rFonts w:ascii="TH Sarabun New" w:hAnsi="TH Sarabun New" w:cs="TH Sarabun New" w:hint="cs"/>
+          <w:sz w:val="28"/>
+          <w:szCs w:val="28"/>
+          <w:cs/>
+        </w:rPr>
+        <w:t xml:space="preserve">ไม่มี </w:t>
+      </w:r>
+      <w:r>
+        <w:rPr>
+          <w:rFonts w:ascii="TH Sarabun New" w:hAnsi="TH Sarabun New" w:cs="TH Sarabun New"/>
+          <w:sz w:val="28"/>
+          <w:szCs w:val="28"/>
+        </w:rPr>
+        <w:t xml:space="preserve">Input Validation </w:t>
+      </w:r>
+      <w:r>
+        <w:rPr>
+          <w:rFonts w:ascii="TH Sarabun New" w:hAnsi="TH Sarabun New" w:cs="TH Sarabun New" w:hint="cs"/>
+          <w:sz w:val="28"/>
+          <w:szCs w:val="28"/>
+          <w:cs/>
+        </w:rPr>
+        <w:t xml:space="preserve">ถ้า </w:t>
+      </w:r>
+      <w:r>
+        <w:rPr>
+          <w:rFonts w:ascii="TH Sarabun New" w:hAnsi="TH Sarabun New" w:cs="TH Sarabun New"/>
+          <w:sz w:val="28"/>
+          <w:szCs w:val="28"/>
+        </w:rPr>
+        <w:t xml:space="preserve">Input “abc” </w:t>
+      </w:r>
+      <w:r>
+        <w:rPr>
+          <w:rFonts w:ascii="TH Sarabun New" w:hAnsi="TH Sarabun New" w:cs="TH Sarabun New" w:hint="cs"/>
+          <w:sz w:val="28"/>
+          <w:szCs w:val="28"/>
+          <w:cs/>
+        </w:rPr>
+        <w:t xml:space="preserve">เข้าไปโปรแกรมจะ </w:t>
+      </w:r>
+      <w:r>
+        <w:rPr>
+          <w:rFonts w:ascii="TH Sarabun New" w:hAnsi="TH Sarabun New" w:cs="TH Sarabun New"/>
+          <w:sz w:val="28"/>
+          <w:szCs w:val="28"/>
+        </w:rPr>
+        <w:t xml:space="preserve">Cash </w:t>
+      </w:r>
+      <w:r>
+        <w:rPr>
+          <w:rFonts w:ascii="TH Sarabun New" w:hAnsi="TH Sarabun New" w:cs="TH Sarabun New" w:hint="cs"/>
+          <w:sz w:val="28"/>
+          <w:szCs w:val="28"/>
+          <w:cs/>
+        </w:rPr>
+        <w:t>ทันที</w:t>
       </w:r>
     </w:p>
     <w:p>
       <w:pPr>
-        <w:pStyle w:val="ListParagraph"/>
+        <w:pStyle w:val="a9"/>
         <w:numPr>
           <w:ilvl w:val="1"/>
           <w:numId w:val="3"/>
@@ -974,83 +1079,107 @@
           <w:rFonts w:ascii="TH Sarabun New" w:hAnsi="TH Sarabun New" w:cs="TH Sarabun New"/>
           <w:sz w:val="28"/>
           <w:szCs w:val="28"/>
-        </w:rPr>
-        <w:t>x = {}</w:t>
-      </w:r>
-      <w:r>
-        <w:rPr>
-          <w:rFonts w:ascii="TH Sarabun New" w:hAnsi="TH Sarabun New" w:cs="TH Sarabun New"/>
-          <w:sz w:val="28"/>
-          <w:szCs w:val="28"/>
-        </w:rPr>
-        <w:t xml:space="preserve">: </w:t>
-      </w:r>
-      <w:r>
-        <w:rPr>
-          <w:rFonts w:ascii="TH Sarabun New" w:hAnsi="TH Sarabun New" w:cs="TH Sarabun New"/>
-          <w:sz w:val="28"/>
-          <w:szCs w:val="28"/>
-          <w:cs/>
-        </w:rPr>
-        <w:t xml:space="preserve">เป็น </w:t>
-      </w:r>
-      <w:r>
-        <w:rPr>
-          <w:rFonts w:ascii="TH Sarabun New" w:hAnsi="TH Sarabun New" w:cs="TH Sarabun New"/>
-          <w:sz w:val="28"/>
-          <w:szCs w:val="28"/>
-        </w:rPr>
-        <w:t xml:space="preserve">Global Variable </w:t>
-      </w:r>
-      <w:r>
-        <w:rPr>
-          <w:rFonts w:ascii="TH Sarabun New" w:hAnsi="TH Sarabun New" w:cs="TH Sarabun New"/>
-          <w:sz w:val="28"/>
-          <w:szCs w:val="28"/>
-          <w:cs/>
-        </w:rPr>
-        <w:t>สามารถแก้ไขได้จากหลายฟังก์ชัน ทำให้ติดตามการเปลี่ยนแปลงข้อมูลได้ยาก</w:t>
-      </w:r>
-      <w:r>
-        <w:rPr>
-          <w:rFonts w:ascii="TH Sarabun New" w:hAnsi="TH Sarabun New" w:cs="TH Sarabun New" w:hint="cs"/>
-          <w:sz w:val="28"/>
-          <w:szCs w:val="28"/>
-          <w:cs/>
-        </w:rPr>
-        <w:t xml:space="preserve"> </w:t>
-      </w:r>
-      <w:r>
-        <w:rPr>
-          <w:rFonts w:ascii="TH Sarabun New" w:hAnsi="TH Sarabun New" w:cs="TH Sarabun New"/>
-          <w:sz w:val="28"/>
-          <w:szCs w:val="28"/>
-          <w:cs/>
-        </w:rPr>
-        <w:t>อาจเกิดการแก้ไขข้อมูลโดยไม่ตั้งใจส่งผลให้เกิ</w:t>
-      </w:r>
-      <w:r>
-        <w:rPr>
-          <w:rFonts w:ascii="TH Sarabun New" w:hAnsi="TH Sarabun New" w:cs="TH Sarabun New" w:hint="cs"/>
-          <w:sz w:val="28"/>
-          <w:szCs w:val="28"/>
-          <w:cs/>
-        </w:rPr>
-        <w:t>ด</w:t>
-      </w:r>
-      <w:r>
-        <w:rPr>
-          <w:rFonts w:ascii="TH Sarabun New" w:hAnsi="TH Sarabun New" w:cs="TH Sarabun New"/>
-          <w:sz w:val="28"/>
-          <w:szCs w:val="28"/>
-          <w:cs/>
-        </w:rPr>
-        <w:t>ข้อผิดพลาดได้</w:t>
+          <w:cs/>
+        </w:rPr>
+        <w:t>ทุกอย่างอยู่ในไฟล์เดียวกัน ปัจจุบันยังไม่มีปัญหา แต่ถ้าระบบมีหลายฟีเจอร์มากขึ้น อาจแก้ไขหรือปรับปรุงได้ยาก</w:t>
       </w:r>
     </w:p>
     <w:p>
       <w:pPr>
-        <w:pStyle w:val="ListParagraph"/>
+        <w:pStyle w:val="a9"/>
+        <w:numPr>
+          <w:ilvl w:val="1"/>
+          <w:numId w:val="3"/>
+        </w:numPr>
+        <w:jc w:val="both"/>
+        <w:rPr>
+          <w:rFonts w:ascii="TH Sarabun New" w:hAnsi="TH Sarabun New" w:cs="TH Sarabun New"/>
+          <w:sz w:val="28"/>
+          <w:szCs w:val="28"/>
+        </w:rPr>
+      </w:pPr>
+      <w:r>
+        <w:rPr>
+          <w:rFonts w:ascii="TH Sarabun New" w:hAnsi="TH Sarabun New" w:cs="TH Sarabun New"/>
+          <w:sz w:val="28"/>
+          <w:szCs w:val="28"/>
+        </w:rPr>
+        <w:t>x = {}</w:t>
+      </w:r>
+      <w:r>
+        <w:rPr>
+          <w:rFonts w:ascii="TH Sarabun New" w:hAnsi="TH Sarabun New" w:cs="TH Sarabun New"/>
+          <w:sz w:val="28"/>
+          <w:szCs w:val="28"/>
+        </w:rPr>
+        <w:t xml:space="preserve">: </w:t>
+      </w:r>
+      <w:r>
+        <w:rPr>
+          <w:rFonts w:ascii="TH Sarabun New" w:hAnsi="TH Sarabun New" w:cs="TH Sarabun New"/>
+          <w:sz w:val="28"/>
+          <w:szCs w:val="28"/>
+          <w:cs/>
+        </w:rPr>
+        <w:t xml:space="preserve">เป็น </w:t>
+      </w:r>
+      <w:r>
+        <w:rPr>
+          <w:rFonts w:ascii="TH Sarabun New" w:hAnsi="TH Sarabun New" w:cs="TH Sarabun New"/>
+          <w:sz w:val="28"/>
+          <w:szCs w:val="28"/>
+        </w:rPr>
+        <w:t xml:space="preserve">Global Variable </w:t>
+      </w:r>
+      <w:r>
+        <w:rPr>
+          <w:rFonts w:ascii="TH Sarabun New" w:hAnsi="TH Sarabun New" w:cs="TH Sarabun New"/>
+          <w:sz w:val="28"/>
+          <w:szCs w:val="28"/>
+          <w:cs/>
+        </w:rPr>
+        <w:t>สามารถแก้ไขได้จากหลายฟังก์ชัน ทำให้ติดตามการเปลี่ยนแปลงข้อมูลได้ยาก</w:t>
+      </w:r>
+      <w:r>
+        <w:rPr>
+          <w:rFonts w:ascii="TH Sarabun New" w:hAnsi="TH Sarabun New" w:cs="TH Sarabun New" w:hint="cs"/>
+          <w:sz w:val="28"/>
+          <w:szCs w:val="28"/>
+          <w:cs/>
+        </w:rPr>
+        <w:t xml:space="preserve"> </w:t>
+      </w:r>
+      <w:r>
+        <w:rPr>
+          <w:rFonts w:ascii="TH Sarabun New" w:hAnsi="TH Sarabun New" w:cs="TH Sarabun New"/>
+          <w:sz w:val="28"/>
+          <w:szCs w:val="28"/>
+          <w:cs/>
+        </w:rPr>
+        <w:t>อาจเกิดการแก้ไขข้อมูลโดยไม่ตั้งใจส่งผลให้เกิ</w:t>
+      </w:r>
+      <w:r>
+        <w:rPr>
+          <w:rFonts w:ascii="TH Sarabun New" w:hAnsi="TH Sarabun New" w:cs="TH Sarabun New" w:hint="cs"/>
+          <w:sz w:val="28"/>
+          <w:szCs w:val="28"/>
+          <w:cs/>
+        </w:rPr>
+        <w:t>ด</w:t>
+      </w:r>
+      <w:r>
+        <w:rPr>
+          <w:rFonts w:ascii="TH Sarabun New" w:hAnsi="TH Sarabun New" w:cs="TH Sarabun New"/>
+          <w:sz w:val="28"/>
+          <w:szCs w:val="28"/>
+          <w:cs/>
+        </w:rPr>
+        <w:t>ข้อผิดพลาดได้</w:t>
+      </w:r>
+    </w:p>
+    <w:p>
+      <w:pPr>
+        <w:pStyle w:val="a9"/>
         <w:numPr>
           <w:ilvl w:val="0"/>
           <w:numId w:val="3"/>
@@ -1058,13 +1187,17 @@
         <w:jc w:val="both"/>
         <w:rPr>
           <w:rFonts w:ascii="TH Sarabun New" w:hAnsi="TH Sarabun New" w:cs="TH Sarabun New"/>
-          <w:sz w:val="28"/>
-          <w:szCs w:val="28"/>
-        </w:rPr>
-      </w:pPr>
-      <w:r>
-        <w:rPr>
-          <w:rFonts w:ascii="TH Sarabun New" w:hAnsi="TH Sarabun New" w:cs="TH Sarabun New" w:hint="cs"/>
+          <w:b/>
+          <w:bCs/>
+          <w:sz w:val="28"/>
+          <w:szCs w:val="28"/>
+        </w:rPr>
+      </w:pPr>
+      <w:r>
+        <w:rPr>
+          <w:rFonts w:ascii="TH Sarabun New" w:hAnsi="TH Sarabun New" w:cs="TH Sarabun New" w:hint="cs"/>
+          <w:b/>
+          <w:bCs/>
           <w:sz w:val="28"/>
           <w:szCs w:val="28"/>
           <w:cs/>
@@ -1074,6 +1207,8 @@
       <w:r>
         <w:rPr>
           <w:rFonts w:ascii="TH Sarabun New" w:hAnsi="TH Sarabun New" w:cs="TH Sarabun New"/>
+          <w:b/>
+          <w:bCs/>
           <w:sz w:val="28"/>
           <w:szCs w:val="28"/>
         </w:rPr>
@@ -1082,45 +1217,60 @@
     </w:p>
     <w:p>
       <w:pPr>
-        <w:pStyle w:val="ListParagraph"/>
+        <w:pStyle w:val="a9"/>
+        <w:numPr>
+          <w:ilvl w:val="1"/>
+          <w:numId w:val="3"/>
+        </w:numPr>
         <w:jc w:val="both"/>
         <w:rPr>
-          <w:rFonts w:ascii="TH Sarabun New" w:hAnsi="TH Sarabun New" w:cs="TH Sarabun New" w:hint="cs"/>
-          <w:sz w:val="28"/>
-          <w:szCs w:val="28"/>
-          <w:cs/>
-        </w:rPr>
-      </w:pPr>
-      <w:r>
-        <w:rPr>
-          <w:rFonts w:ascii="TH Sarabun New" w:hAnsi="TH Sarabun New" w:cs="TH Sarabun New"/>
-          <w:sz w:val="28"/>
-          <w:szCs w:val="28"/>
-          <w:cs/>
-        </w:rPr>
-        <w:t xml:space="preserve">หากต้องเพิ่มฟีเจอร์ </w:t>
-      </w:r>
-      <w:r>
-        <w:rPr>
-          <w:rFonts w:ascii="TH Sarabun New" w:hAnsi="TH Sarabun New" w:cs="TH Sarabun New"/>
-          <w:sz w:val="28"/>
-          <w:szCs w:val="28"/>
-        </w:rPr>
-        <w:t xml:space="preserve">Member Discount </w:t>
-      </w:r>
-      <w:r>
-        <w:rPr>
-          <w:rFonts w:ascii="TH Sarabun New" w:hAnsi="TH Sarabun New" w:cs="TH Sarabun New"/>
-          <w:sz w:val="28"/>
-          <w:szCs w:val="28"/>
-          <w:cs/>
-        </w:rPr>
-        <w:t>ควรวางโครงสร้างโมดูลสมาชิกและส่วนลดแยกจากระบบสต็อก พร้อมปรับปรุงความเสถียรของระบบก่อนเริ่มพัฒนาฟีเจอร์ใหม่</w:t>
+          <w:rFonts w:ascii="TH Sarabun New" w:hAnsi="TH Sarabun New" w:cs="TH Sarabun New"/>
+          <w:sz w:val="28"/>
+          <w:szCs w:val="28"/>
+        </w:rPr>
+      </w:pPr>
+      <w:r>
+        <w:rPr>
+          <w:rFonts w:ascii="TH Sarabun New" w:hAnsi="TH Sarabun New" w:cs="TH Sarabun New" w:hint="cs"/>
+          <w:sz w:val="28"/>
+          <w:szCs w:val="28"/>
+          <w:cs/>
+        </w:rPr>
+        <w:t>เพิ่มโครงสร้าข้อมูลสมาชิก</w:t>
+      </w:r>
+      <w:r>
+        <w:rPr>
+          <w:rFonts w:ascii="TH Sarabun New" w:hAnsi="TH Sarabun New" w:cs="TH Sarabun New" w:hint="cs"/>
+          <w:sz w:val="28"/>
+          <w:szCs w:val="28"/>
+          <w:cs/>
+        </w:rPr>
+        <w:t xml:space="preserve"> </w:t>
+      </w:r>
+      <w:r>
+        <w:rPr>
+          <w:rFonts w:ascii="TH Sarabun New" w:hAnsi="TH Sarabun New" w:cs="TH Sarabun New"/>
+          <w:sz w:val="28"/>
+          <w:szCs w:val="28"/>
+        </w:rPr>
+        <w:t>m</w:t>
+      </w:r>
+      <w:r>
+        <w:rPr>
+          <w:rFonts w:ascii="TH Sarabun New" w:hAnsi="TH Sarabun New" w:cs="TH Sarabun New"/>
+          <w:sz w:val="28"/>
+          <w:szCs w:val="28"/>
+        </w:rPr>
+        <w:t>emberID, tier, discount</w:t>
       </w:r>
     </w:p>
     <w:p>
       <w:pPr>
-        <w:ind w:left="720"/>
+        <w:pStyle w:val="a9"/>
+        <w:numPr>
+          <w:ilvl w:val="1"/>
+          <w:numId w:val="3"/>
+        </w:numPr>
         <w:jc w:val="both"/>
         <w:rPr>
           <w:rFonts w:ascii="TH Sarabun New" w:hAnsi="TH Sarabun New" w:cs="TH Sarabun New"/>
@@ -1128,6 +1278,158 @@
           <w:szCs w:val="28"/>
         </w:rPr>
       </w:pPr>
+      <w:r>
+        <w:rPr>
+          <w:rFonts w:ascii="TH Sarabun New" w:hAnsi="TH Sarabun New" w:cs="TH Sarabun New" w:hint="cs"/>
+          <w:sz w:val="28"/>
+          <w:szCs w:val="28"/>
+          <w:cs/>
+        </w:rPr>
+        <w:t xml:space="preserve">แก้ส่วนของ </w:t>
+      </w:r>
+      <w:r>
+        <w:rPr>
+          <w:rFonts w:ascii="TH Sarabun New" w:hAnsi="TH Sarabun New" w:cs="TH Sarabun New"/>
+          <w:sz w:val="28"/>
+          <w:szCs w:val="28"/>
+        </w:rPr>
+        <w:t>“Out”</w:t>
+      </w:r>
+      <w:r>
+        <w:rPr>
+          <w:rFonts w:ascii="TH Sarabun New" w:hAnsi="TH Sarabun New" w:cs="TH Sarabun New"/>
+          <w:sz w:val="28"/>
+          <w:szCs w:val="28"/>
+        </w:rPr>
+        <w:t xml:space="preserve"> </w:t>
+      </w:r>
+      <w:r>
+        <w:rPr>
+          <w:rFonts w:ascii="TH Sarabun New" w:hAnsi="TH Sarabun New" w:cs="TH Sarabun New" w:hint="cs"/>
+          <w:sz w:val="28"/>
+          <w:szCs w:val="28"/>
+          <w:cs/>
+        </w:rPr>
+        <w:t>เพื่อให</w:t>
+      </w:r>
+      <w:r>
+        <w:rPr>
+          <w:rFonts w:ascii="TH Sarabun New" w:hAnsi="TH Sarabun New" w:cs="TH Sarabun New" w:hint="cs"/>
+          <w:sz w:val="28"/>
+          <w:szCs w:val="28"/>
+          <w:cs/>
+        </w:rPr>
+        <w:t>้</w:t>
+      </w:r>
+      <w:r>
+        <w:rPr>
+          <w:rFonts w:ascii="TH Sarabun New" w:hAnsi="TH Sarabun New" w:cs="TH Sarabun New" w:hint="cs"/>
+          <w:sz w:val="28"/>
+          <w:szCs w:val="28"/>
+          <w:cs/>
+        </w:rPr>
+        <w:t xml:space="preserve">รองรับ </w:t>
+      </w:r>
+      <w:r>
+        <w:rPr>
+          <w:rFonts w:ascii="TH Sarabun New" w:hAnsi="TH Sarabun New" w:cs="TH Sarabun New"/>
+          <w:sz w:val="28"/>
+          <w:szCs w:val="28"/>
+        </w:rPr>
+        <w:t>Member</w:t>
+      </w:r>
+      <w:r>
+        <w:rPr>
+          <w:rFonts w:ascii="TH Sarabun New" w:hAnsi="TH Sarabun New" w:cs="TH Sarabun New"/>
+          <w:sz w:val="28"/>
+          <w:szCs w:val="28"/>
+        </w:rPr>
+        <w:t xml:space="preserve">ID </w:t>
+      </w:r>
+      <w:r>
+        <w:rPr>
+          <w:rFonts w:ascii="TH Sarabun New" w:hAnsi="TH Sarabun New" w:cs="TH Sarabun New" w:hint="cs"/>
+          <w:sz w:val="28"/>
+          <w:szCs w:val="28"/>
+          <w:cs/>
+        </w:rPr>
+        <w:t xml:space="preserve">และคำนวณ </w:t>
+      </w:r>
+      <w:r>
+        <w:rPr>
+          <w:rFonts w:ascii="TH Sarabun New" w:hAnsi="TH Sarabun New" w:cs="TH Sarabun New"/>
+          <w:sz w:val="28"/>
+          <w:szCs w:val="28"/>
+        </w:rPr>
+        <w:t xml:space="preserve">discount </w:t>
+      </w:r>
+      <w:r>
+        <w:rPr>
+          <w:rFonts w:ascii="TH Sarabun New" w:hAnsi="TH Sarabun New" w:cs="TH Sarabun New" w:hint="cs"/>
+          <w:sz w:val="28"/>
+          <w:szCs w:val="28"/>
+          <w:cs/>
+        </w:rPr>
+        <w:t>ได้</w:t>
+      </w:r>
+    </w:p>
+    <w:p>
+      <w:pPr>
+        <w:pStyle w:val="a9"/>
+        <w:numPr>
+          <w:ilvl w:val="1"/>
+          <w:numId w:val="3"/>
+        </w:numPr>
+        <w:jc w:val="both"/>
+        <w:rPr>
+          <w:rFonts w:ascii="TH Sarabun New" w:hAnsi="TH Sarabun New" w:cs="TH Sarabun New"/>
+          <w:sz w:val="28"/>
+          <w:szCs w:val="28"/>
+        </w:rPr>
+      </w:pPr>
+      <w:r>
+        <w:rPr>
+          <w:rFonts w:ascii="TH Sarabun New" w:hAnsi="TH Sarabun New" w:cs="TH Sarabun New" w:hint="cs"/>
+          <w:sz w:val="28"/>
+          <w:szCs w:val="28"/>
+          <w:cs/>
+        </w:rPr>
+        <w:t xml:space="preserve">เพิ่ม </w:t>
+      </w:r>
+      <w:r>
+        <w:rPr>
+          <w:rFonts w:ascii="TH Sarabun New" w:hAnsi="TH Sarabun New" w:cs="TH Sarabun New"/>
+          <w:sz w:val="28"/>
+          <w:szCs w:val="28"/>
+        </w:rPr>
+        <w:t xml:space="preserve">member.json </w:t>
+      </w:r>
+      <w:r>
+        <w:rPr>
+          <w:rFonts w:ascii="TH Sarabun New" w:hAnsi="TH Sarabun New" w:cs="TH Sarabun New" w:hint="cs"/>
+          <w:sz w:val="28"/>
+          <w:szCs w:val="28"/>
+          <w:cs/>
+        </w:rPr>
+        <w:t xml:space="preserve">แยกจาก </w:t>
+      </w:r>
+      <w:r>
+        <w:rPr>
+          <w:rFonts w:ascii="TH Sarabun New" w:hAnsi="TH Sarabun New" w:cs="TH Sarabun New"/>
+          <w:sz w:val="28"/>
+          <w:szCs w:val="28"/>
+        </w:rPr>
+        <w:t xml:space="preserve">data.json </w:t>
+      </w:r>
+      <w:r>
+        <w:rPr>
+          <w:rFonts w:ascii="TH Sarabun New" w:hAnsi="TH Sarabun New" w:cs="TH Sarabun New" w:hint="cs"/>
+          <w:sz w:val="28"/>
+          <w:szCs w:val="28"/>
+          <w:cs/>
+        </w:rPr>
+        <w:t>เพื่อแยกข้อมูลสินค้าออกจากข้อมูลของรายการสินค้า</w:t>
+      </w:r>
     </w:p>
     <w:sectPr>
       <w:pgSz w:w="11906" w:h="16838"/>
@@ -1140,7 +1442,7 @@
 </file>
 
 <file path=word/endnotes.xml><?xml version="1.0" encoding="utf-8"?>
-<w:endnotes xmlns:wpc="http://schemas.microsoft.com/office/word/2010/wordprocessingCanvas" xmlns:cx="http://schemas.microsoft.com/office/drawing/2014/chartex" xmlns:cx1="http://schemas.microsoft.com/office/drawing/2015/9/8/chartex" xmlns:cx2="http://schemas.microsoft.com/office/drawing/2015/10/21/chartex" xmlns:cx3="http://schemas.microsoft.com/office/drawing/2016/5/9/chartex" xmlns:cx4="http://schemas.microsoft.com/office/drawing/2016/5/10/chartex" xmlns:cx5="http://schemas.microsoft.com/office/drawing/2016/5/11/chartex" xmlns:cx6="http://schemas.microsoft.com/office/drawing/2016/5/12/chartex" xmlns:cx7="http://schemas.microsoft.com/office/drawing/2016/5/13/chartex" xmlns:cx8="http://schemas.microsoft.com/office/drawing/2016/5/14/chartex" xmlns:mc="http://schemas.openxmlformats.org/markup-compatibility/2006" xmlns:aink="http://schemas.microsoft.com/office/drawing/2016/ink" xmlns:am3d="http://schemas.microsoft.com/office/drawing/2017/model3d" xmlns:o="urn:schemas-microsoft-com:office:office" xmlns:oel="http://schemas.microsoft.com/office/2019/extlst" xmlns:r="http://schemas.openxmlformats.org/officeDocument/2006/relationships" xmlns:m="http://schemas.openxmlformats.org/officeDocument/2006/math" xmlns:v="urn:schemas-microsoft-com:vml" xmlns:wp14="http://schemas.microsoft.com/office/word/2010/wordprocessingDrawing" xmlns:wp="http://schemas.openxmlformats.org/drawingml/2006/wordprocessingDrawing" xmlns:w10="urn:schemas-microsoft-com:office:word" xmlns:w="http://schemas.openxmlformats.org/wordprocessingml/2006/main" xmlns:w14="http://schemas.microsoft.com/office/word/2010/wordml" xmlns:w15="http://schemas.microsoft.com/office/word/2012/wordml" xmlns:w16cex="http://schemas.microsoft.com/office/word/2018/wordml/cex" xmlns:w16cid="http://schemas.microsoft.com/office/word/2016/wordml/cid" xmlns:w16="http://schemas.microsoft.com/office/word/2018/wordml" xmlns:w16sdtdh="http://schemas.microsoft.com/office/word/2020/wordml/sdtdatahash" xmlns:w16se="http://schemas.microsoft.com/office/word/2015/wordml/symex" xmlns:wpg="http://schemas.microsoft.com/office/word/2010/wordprocessingGroup" xmlns:wpi="http://schemas.microsoft.com/office/word/2010/wordprocessingInk" xmlns:wne="http://schemas.microsoft.com/office/word/2006/wordml" xmlns:wps="http://schemas.microsoft.com/office/word/2010/wordprocessingShape" mc:Ignorable="w14 w15 w16se w16cid w16 w16cex w16sdtdh wp14">
+<w:endnotes xmlns:wpc="http://schemas.microsoft.com/office/word/2010/wordprocessingCanvas" xmlns:cx="http://schemas.microsoft.com/office/drawing/2014/chartex" xmlns:cx1="http://schemas.microsoft.com/office/drawing/2015/9/8/chartex" xmlns:cx2="http://schemas.microsoft.com/office/drawing/2015/10/21/chartex" xmlns:cx3="http://schemas.microsoft.com/office/drawing/2016/5/9/chartex" xmlns:cx4="http://schemas.microsoft.com/office/drawing/2016/5/10/chartex" xmlns:cx5="http://schemas.microsoft.com/office/drawing/2016/5/11/chartex" xmlns:cx6="http://schemas.microsoft.com/office/drawing/2016/5/12/chartex" xmlns:cx7="http://schemas.microsoft.com/office/drawing/2016/5/13/chartex" xmlns:cx8="http://schemas.microsoft.com/office/drawing/2016/5/14/chartex" xmlns:mc="http://schemas.openxmlformats.org/markup-compatibility/2006" xmlns:aink="http://schemas.microsoft.com/office/drawing/2016/ink" xmlns:am3d="http://schemas.microsoft.com/office/drawing/2017/model3d" xmlns:o="urn:schemas-microsoft-com:office:office" xmlns:r="http://schemas.openxmlformats.org/officeDocument/2006/relationships" xmlns:m="http://schemas.openxmlformats.org/officeDocument/2006/math" xmlns:v="urn:schemas-microsoft-com:vml" xmlns:wp14="http://schemas.microsoft.com/office/word/2010/wordprocessingDrawing" xmlns:wp="http://schemas.openxmlformats.org/drawingml/2006/wordprocessingDrawing" xmlns:w10="urn:schemas-microsoft-com:office:word" xmlns:w="http://schemas.openxmlformats.org/wordprocessingml/2006/main" xmlns:w14="http://schemas.microsoft.com/office/word/2010/wordml" xmlns:w15="http://schemas.microsoft.com/office/word/2012/wordml" xmlns:w16cex="http://schemas.microsoft.com/office/word/2018/wordml/cex" xmlns:w16cid="http://schemas.microsoft.com/office/word/2016/wordml/cid" xmlns:w16="http://schemas.microsoft.com/office/word/2018/wordml" xmlns:w16sdtdh="http://schemas.microsoft.com/office/word/2020/wordml/sdtdatahash" xmlns:w16se="http://schemas.microsoft.com/office/word/2015/wordml/symex" xmlns:wpg="http://schemas.microsoft.com/office/word/2010/wordprocessingGroup" xmlns:wpi="http://schemas.microsoft.com/office/word/2010/wordprocessingInk" xmlns:wne="http://schemas.microsoft.com/office/word/2006/wordml" xmlns:wps="http://schemas.microsoft.com/office/word/2010/wordprocessingShape" mc:Ignorable="w14 w15 w16se w16cid w16 w16cex w16sdtdh wp14">
   <w:endnote w:type="separator" w:id="-1">
     <w:p>
       <w:pPr>
@@ -1165,7 +1467,7 @@
 </file>
 
 <file path=word/footnotes.xml><?xml version="1.0" encoding="utf-8"?>
-<w:footnotes xmlns:wpc="http://schemas.microsoft.com/office/word/2010/wordprocessingCanvas" xmlns:cx="http://schemas.microsoft.com/office/drawing/2014/chartex" xmlns:cx1="http://schemas.microsoft.com/office/drawing/2015/9/8/chartex" xmlns:cx2="http://schemas.microsoft.com/office/drawing/2015/10/21/chartex" xmlns:cx3="http://schemas.microsoft.com/office/drawing/2016/5/9/chartex" xmlns:cx4="http://schemas.microsoft.com/office/drawing/2016/5/10/chartex" xmlns:cx5="http://schemas.microsoft.com/office/drawing/2016/5/11/chartex" xmlns:cx6="http://schemas.microsoft.com/office/drawing/2016/5/12/chartex" xmlns:cx7="http://schemas.microsoft.com/office/drawing/2016/5/13/chartex" xmlns:cx8="http://schemas.microsoft.com/office/drawing/2016/5/14/chartex" xmlns:mc="http://schemas.openxmlformats.org/markup-compatibility/2006" xmlns:aink="http://schemas.microsoft.com/office/drawing/2016/ink" xmlns:am3d="http://schemas.microsoft.com/office/drawing/2017/model3d" xmlns:o="urn:schemas-microsoft-com:office:office" xmlns:oel="http://schemas.microsoft.com/office/2019/extlst" xmlns:r="http://schemas.openxmlformats.org/officeDocument/2006/relationships" xmlns:m="http://schemas.openxmlformats.org/officeDocument/2006/math" xmlns:v="urn:schemas-microsoft-com:vml" xmlns:wp14="http://schemas.microsoft.com/office/word/2010/wordprocessingDrawing" xmlns:wp="http://schemas.openxmlformats.org/drawingml/2006/wordprocessingDrawing" xmlns:w10="urn:schemas-microsoft-com:office:word" xmlns:w="http://schemas.openxmlformats.org/wordprocessingml/2006/main" xmlns:w14="http://schemas.microsoft.com/office/word/2010/wordml" xmlns:w15="http://schemas.microsoft.com/office/word/2012/wordml" xmlns:w16cex="http://schemas.microsoft.com/office/word/2018/wordml/cex" xmlns:w16cid="http://schemas.microsoft.com/office/word/2016/wordml/cid" xmlns:w16="http://schemas.microsoft.com/office/word/2018/wordml" xmlns:w16sdtdh="http://schemas.microsoft.com/office/word/2020/wordml/sdtdatahash" xmlns:w16se="http://schemas.microsoft.com/office/word/2015/wordml/symex" xmlns:wpg="http://schemas.microsoft.com/office/word/2010/wordprocessingGroup" xmlns:wpi="http://schemas.microsoft.com/office/word/2010/wordprocessingInk" xmlns:wne="http://schemas.microsoft.com/office/word/2006/wordml" xmlns:wps="http://schemas.microsoft.com/office/word/2010/wordprocessingShape" mc:Ignorable="w14 w15 w16se w16cid w16 w16cex w16sdtdh wp14">
+<w:footnotes xmlns:wpc="http://schemas.microsoft.com/office/word/2010/wordprocessingCanvas" xmlns:cx="http://schemas.microsoft.com/office/drawing/2014/chartex" xmlns:cx1="http://schemas.microsoft.com/office/drawing/2015/9/8/chartex" xmlns:cx2="http://schemas.microsoft.com/office/drawing/2015/10/21/chartex" xmlns:cx3="http://schemas.microsoft.com/office/drawing/2016/5/9/chartex" xmlns:cx4="http://schemas.microsoft.com/office/drawing/2016/5/10/chartex" xmlns:cx5="http://schemas.microsoft.com/office/drawing/2016/5/11/chartex" xmlns:cx6="http://schemas.microsoft.com/office/drawing/2016/5/12/chartex" xmlns:cx7="http://schemas.microsoft.com/office/drawing/2016/5/13/chartex" xmlns:cx8="http://schemas.microsoft.com/office/drawing/2016/5/14/chartex" xmlns:mc="http://schemas.openxmlformats.org/markup-compatibility/2006" xmlns:aink="http://schemas.microsoft.com/office/drawing/2016/ink" xmlns:am3d="http://schemas.microsoft.com/office/drawing/2017/model3d" xmlns:o="urn:schemas-microsoft-com:office:office" xmlns:r="http://schemas.openxmlformats.org/officeDocument/2006/relationships" xmlns:m="http://schemas.openxmlformats.org/officeDocument/2006/math" xmlns:v="urn:schemas-microsoft-com:vml" xmlns:wp14="http://schemas.microsoft.com/office/word/2010/wordprocessingDrawing" xmlns:wp="http://schemas.openxmlformats.org/drawingml/2006/wordprocessingDrawing" xmlns:w10="urn:schemas-microsoft-com:office:word" xmlns:w="http://schemas.openxmlformats.org/wordprocessingml/2006/main" xmlns:w14="http://schemas.microsoft.com/office/word/2010/wordml" xmlns:w15="http://schemas.microsoft.com/office/word/2012/wordml" xmlns:w16cex="http://schemas.microsoft.com/office/word/2018/wordml/cex" xmlns:w16cid="http://schemas.microsoft.com/office/word/2016/wordml/cid" xmlns:w16="http://schemas.microsoft.com/office/word/2018/wordml" xmlns:w16sdtdh="http://schemas.microsoft.com/office/word/2020/wordml/sdtdatahash" xmlns:w16se="http://schemas.microsoft.com/office/word/2015/wordml/symex" xmlns:wpg="http://schemas.microsoft.com/office/word/2010/wordprocessingGroup" xmlns:wpi="http://schemas.microsoft.com/office/word/2010/wordprocessingInk" xmlns:wne="http://schemas.microsoft.com/office/word/2006/wordml" xmlns:wps="http://schemas.microsoft.com/office/word/2010/wordprocessingShape" mc:Ignorable="w14 w15 w16se w16cid w16 w16cex w16sdtdh wp14">
   <w:footnote w:type="separator" w:id="-1">
     <w:p>
       <w:pPr>
@@ -1190,7 +1492,7 @@
 </file>
 
 <file path=word/numbering.xml><?xml version="1.0" encoding="utf-8"?>
-<w:numbering xmlns:wpc="http://schemas.microsoft.com/office/word/2010/wordprocessingCanvas" xmlns:cx="http://schemas.microsoft.com/office/drawing/2014/chartex" xmlns:cx1="http://schemas.microsoft.com/office/drawing/2015/9/8/chartex" xmlns:cx2="http://schemas.microsoft.com/office/drawing/2015/10/21/chartex" xmlns:cx3="http://schemas.microsoft.com/office/drawing/2016/5/9/chartex" xmlns:cx4="http://schemas.microsoft.com/office/drawing/2016/5/10/chartex" xmlns:cx5="http://schemas.microsoft.com/office/drawing/2016/5/11/chartex" xmlns:cx6="http://schemas.microsoft.com/office/drawing/2016/5/12/chartex" xmlns:cx7="http://schemas.microsoft.com/office/drawing/2016/5/13/chartex" xmlns:cx8="http://schemas.microsoft.com/office/drawing/2016/5/14/chartex" xmlns:mc="http://schemas.openxmlformats.org/markup-compatibility/2006" xmlns:aink="http://schemas.microsoft.com/office/drawing/2016/ink" xmlns:am3d="http://schemas.microsoft.com/office/drawing/2017/model3d" xmlns:o="urn:schemas-microsoft-com:office:office" xmlns:oel="http://schemas.microsoft.com/office/2019/extlst" xmlns:r="http://schemas.openxmlformats.org/officeDocument/2006/relationships" xmlns:m="http://schemas.openxmlformats.org/officeDocument/2006/math" xmlns:v="urn:schemas-microsoft-com:vml" xmlns:wp14="http://schemas.microsoft.com/office/word/2010/wordprocessingDrawing" xmlns:wp="http://schemas.openxmlformats.org/drawingml/2006/wordprocessingDrawing" xmlns:w10="urn:schemas-microsoft-com:office:word" xmlns:w="http://schemas.openxmlformats.org/wordprocessingml/2006/main" xmlns:w14="http://schemas.microsoft.com/office/word/2010/wordml" xmlns:w15="http://schemas.microsoft.com/office/word/2012/wordml" xmlns:w16cex="http://schemas.microsoft.com/office/word/2018/wordml/cex" xmlns:w16cid="http://schemas.microsoft.com/office/word/2016/wordml/cid" xmlns:w16="http://schemas.microsoft.com/office/word/2018/wordml" xmlns:w16sdtdh="http://schemas.microsoft.com/office/word/2020/wordml/sdtdatahash" xmlns:w16se="http://schemas.microsoft.com/office/word/2015/wordml/symex" xmlns:wpg="http://schemas.microsoft.com/office/word/2010/wordprocessingGroup" xmlns:wpi="http://schemas.microsoft.com/office/word/2010/wordprocessingInk" xmlns:wne="http://schemas.microsoft.com/office/word/2006/wordml" xmlns:wps="http://schemas.microsoft.com/office/word/2010/wordprocessingShape" mc:Ignorable="w14 w15 w16se w16cid w16 w16cex w16sdtdh wp14">
+<w:numbering xmlns:wpc="http://schemas.microsoft.com/office/word/2010/wordprocessingCanvas" xmlns:cx="http://schemas.microsoft.com/office/drawing/2014/chartex" xmlns:cx1="http://schemas.microsoft.com/office/drawing/2015/9/8/chartex" xmlns:cx2="http://schemas.microsoft.com/office/drawing/2015/10/21/chartex" xmlns:cx3="http://schemas.microsoft.com/office/drawing/2016/5/9/chartex" xmlns:cx4="http://schemas.microsoft.com/office/drawing/2016/5/10/chartex" xmlns:cx5="http://schemas.microsoft.com/office/drawing/2016/5/11/chartex" xmlns:cx6="http://schemas.microsoft.com/office/drawing/2016/5/12/chartex" xmlns:cx7="http://schemas.microsoft.com/office/drawing/2016/5/13/chartex" xmlns:cx8="http://schemas.microsoft.com/office/drawing/2016/5/14/chartex" xmlns:mc="http://schemas.openxmlformats.org/markup-compatibility/2006" xmlns:aink="http://schemas.microsoft.com/office/drawing/2016/ink" xmlns:am3d="http://schemas.microsoft.com/office/drawing/2017/model3d" xmlns:o="urn:schemas-microsoft-com:office:office" xmlns:r="http://schemas.openxmlformats.org/officeDocument/2006/relationships" xmlns:m="http://schemas.openxmlformats.org/officeDocument/2006/math" xmlns:v="urn:schemas-microsoft-com:vml" xmlns:wp14="http://schemas.microsoft.com/office/word/2010/wordprocessingDrawing" xmlns:wp="http://schemas.openxmlformats.org/drawingml/2006/wordprocessingDrawing" xmlns:w10="urn:schemas-microsoft-com:office:word" xmlns:w="http://schemas.openxmlformats.org/wordprocessingml/2006/main" xmlns:w14="http://schemas.microsoft.com/office/word/2010/wordml" xmlns:w15="http://schemas.microsoft.com/office/word/2012/wordml" xmlns:w16cex="http://schemas.microsoft.com/office/word/2018/wordml/cex" xmlns:w16cid="http://schemas.microsoft.com/office/word/2016/wordml/cid" xmlns:w16="http://schemas.microsoft.com/office/word/2018/wordml" xmlns:w16sdtdh="http://schemas.microsoft.com/office/word/2020/wordml/sdtdatahash" xmlns:w16se="http://schemas.microsoft.com/office/word/2015/wordml/symex" xmlns:wpg="http://schemas.microsoft.com/office/word/2010/wordprocessingGroup" xmlns:wpi="http://schemas.microsoft.com/office/word/2010/wordprocessingInk" xmlns:wne="http://schemas.microsoft.com/office/word/2006/wordml" xmlns:wps="http://schemas.microsoft.com/office/word/2010/wordprocessingShape" mc:Ignorable="w14 w15 w16se w16cid w16 w16cex w16sdtdh wp14">
   <w:abstractNum w:abstractNumId="0" w15:restartNumberingAfterBreak="0">
     <w:nsid w:val="285D307F"/>
     <w:multiLevelType w:val="hybridMultilevel"/>
@@ -1506,13 +1808,13 @@
       </w:pPr>
     </w:lvl>
   </w:abstractNum>
-  <w:num w:numId="1" w16cid:durableId="1023165509">
+  <w:num w:numId="1">
     <w:abstractNumId w:val="1"/>
   </w:num>
-  <w:num w:numId="2" w16cid:durableId="852305649">
+  <w:num w:numId="2">
     <w:abstractNumId w:val="0"/>
   </w:num>
-  <w:num w:numId="3" w16cid:durableId="1974095398">
+  <w:num w:numId="3">
     <w:abstractNumId w:val="2"/>
   </w:num>
 </w:numbering>
@@ -1915,15 +2217,15 @@
     <w:lsdException w:name="Unresolved Mention" w:semiHidden="1" w:unhideWhenUsed="1"/>
     <w:lsdException w:name="Smart Link" w:semiHidden="1" w:unhideWhenUsed="1"/>
   </w:latentStyles>
-  <w:style w:type="paragraph" w:default="1" w:styleId="Normal">
+  <w:style w:type="paragraph" w:default="1" w:styleId="a">
     <w:name w:val="Normal"/>
     <w:qFormat/>
   </w:style>
-  <w:style w:type="paragraph" w:styleId="Heading1">
+  <w:style w:type="paragraph" w:styleId="1">
     <w:name w:val="heading 1"/>
-    <w:basedOn w:val="Normal"/>
-    <w:next w:val="Normal"/>
-    <w:link w:val="Heading1Char"/>
+    <w:basedOn w:val="a"/>
+    <w:next w:val="a"/>
+    <w:link w:val="10"/>
     <w:uiPriority w:val="9"/>
     <w:qFormat/>
     <w:rsid w:val="00711A1B"/>
@@ -1940,11 +2242,11 @@
       <w:szCs w:val="50"/>
     </w:rPr>
   </w:style>
-  <w:style w:type="paragraph" w:styleId="Heading2">
+  <w:style w:type="paragraph" w:styleId="2">
     <w:name w:val="heading 2"/>
-    <w:basedOn w:val="Normal"/>
-    <w:next w:val="Normal"/>
-    <w:link w:val="Heading2Char"/>
+    <w:basedOn w:val="a"/>
+    <w:next w:val="a"/>
+    <w:link w:val="20"/>
     <w:uiPriority w:val="9"/>
     <w:semiHidden/>
     <w:unhideWhenUsed/>
@@ -1963,11 +2265,11 @@
       <w:szCs w:val="40"/>
     </w:rPr>
   </w:style>
-  <w:style w:type="paragraph" w:styleId="Heading3">
+  <w:style w:type="paragraph" w:styleId="3">
     <w:name w:val="heading 3"/>
-    <w:basedOn w:val="Normal"/>
-    <w:next w:val="Normal"/>
-    <w:link w:val="Heading3Char"/>
+    <w:basedOn w:val="a"/>
+    <w:next w:val="a"/>
+    <w:link w:val="30"/>
     <w:uiPriority w:val="9"/>
     <w:semiHidden/>
     <w:unhideWhenUsed/>
@@ -1986,11 +2288,11 @@
       <w:szCs w:val="35"/>
     </w:rPr>
   </w:style>
-  <w:style w:type="paragraph" w:styleId="Heading4">
+  <w:style w:type="paragraph" w:styleId="4">
     <w:name w:val="heading 4"/>
-    <w:basedOn w:val="Normal"/>
-    <w:next w:val="Normal"/>
-    <w:link w:val="Heading4Char"/>
+    <w:basedOn w:val="a"/>
+    <w:next w:val="a"/>
+    <w:link w:val="40"/>
     <w:uiPriority w:val="9"/>
     <w:semiHidden/>
     <w:unhideWhenUsed/>
@@ -2009,11 +2311,11 @@
       <w:color w:val="0F4761" w:themeColor="accent1" w:themeShade="BF"/>
     </w:rPr>
   </w:style>
-  <w:style w:type="paragraph" w:styleId="Heading5">
+  <w:style w:type="paragraph" w:styleId="5">
     <w:name w:val="heading 5"/>
-    <w:basedOn w:val="Normal"/>
-    <w:next w:val="Normal"/>
-    <w:link w:val="Heading5Char"/>
+    <w:basedOn w:val="a"/>
+    <w:next w:val="a"/>
+    <w:link w:val="50"/>
     <w:uiPriority w:val="9"/>
     <w:semiHidden/>
     <w:unhideWhenUsed/>
@@ -2030,11 +2332,11 @@
       <w:color w:val="0F4761" w:themeColor="accent1" w:themeShade="BF"/>
     </w:rPr>
   </w:style>
-  <w:style w:type="paragraph" w:styleId="Heading6">
+  <w:style w:type="paragraph" w:styleId="6">
     <w:name w:val="heading 6"/>
-    <w:basedOn w:val="Normal"/>
-    <w:next w:val="Normal"/>
-    <w:link w:val="Heading6Char"/>
+    <w:basedOn w:val="a"/>
+    <w:next w:val="a"/>
+    <w:link w:val="60"/>
     <w:uiPriority w:val="9"/>
     <w:semiHidden/>
     <w:unhideWhenUsed/>
@@ -2053,11 +2355,11 @@
       <w:color w:val="595959" w:themeColor="text1" w:themeTint="A6"/>
     </w:rPr>
   </w:style>
-  <w:style w:type="paragraph" w:styleId="Heading7">
+  <w:style w:type="paragraph" w:styleId="7">
     <w:name w:val="heading 7"/>
-    <w:basedOn w:val="Normal"/>
-    <w:next w:val="Normal"/>
-    <w:link w:val="Heading7Char"/>
+    <w:basedOn w:val="a"/>
+    <w:next w:val="a"/>
+    <w:link w:val="70"/>
     <w:uiPriority w:val="9"/>
     <w:semiHidden/>
     <w:unhideWhenUsed/>
@@ -2074,11 +2376,11 @@
       <w:color w:val="595959" w:themeColor="text1" w:themeTint="A6"/>
     </w:rPr>
   </w:style>
-  <w:style w:type="paragraph" w:styleId="Heading8">
+  <w:style w:type="paragraph" w:styleId="8">
     <w:name w:val="heading 8"/>
-    <w:basedOn w:val="Normal"/>
-    <w:next w:val="Normal"/>
-    <w:link w:val="Heading8Char"/>
+    <w:basedOn w:val="a"/>
+    <w:next w:val="a"/>
+    <w:link w:val="80"/>
     <w:uiPriority w:val="9"/>
     <w:semiHidden/>
     <w:unhideWhenUsed/>
@@ -2097,11 +2399,11 @@
       <w:color w:val="272727" w:themeColor="text1" w:themeTint="D8"/>
     </w:rPr>
   </w:style>
-  <w:style w:type="paragraph" w:styleId="Heading9">
+  <w:style w:type="paragraph" w:styleId="9">
     <w:name w:val="heading 9"/>
-    <w:basedOn w:val="Normal"/>
-    <w:next w:val="Normal"/>
-    <w:link w:val="Heading9Char"/>
+    <w:basedOn w:val="a"/>
+    <w:next w:val="a"/>
+    <w:link w:val="90"/>
     <w:uiPriority w:val="9"/>
     <w:semiHidden/>
     <w:unhideWhenUsed/>
@@ -2118,12 +2420,13 @@
       <w:color w:val="272727" w:themeColor="text1" w:themeTint="D8"/>
     </w:rPr>
   </w:style>
-  <w:style w:type="character" w:default="1" w:styleId="DefaultParagraphFont">
+  <w:style w:type="character" w:default="1" w:styleId="a0">
     <w:name w:val="Default Paragraph Font"/>
     <w:uiPriority w:val="1"/>
+    <w:semiHidden/>
     <w:unhideWhenUsed/>
   </w:style>
-  <w:style w:type="table" w:default="1" w:styleId="TableNormal">
+  <w:style w:type="table" w:default="1" w:styleId="a1">
     <w:name w:val="Normal Table"/>
     <w:uiPriority w:val="99"/>
     <w:semiHidden/>
@@ -2138,16 +2441,16 @@
       </w:tblCellMar>
     </w:tblPr>
   </w:style>
-  <w:style w:type="numbering" w:default="1" w:styleId="NoList">
+  <w:style w:type="numbering" w:default="1" w:styleId="a2">
     <w:name w:val="No List"/>
     <w:uiPriority w:val="99"/>
     <w:semiHidden/>
     <w:unhideWhenUsed/>
   </w:style>
-  <w:style w:type="character" w:customStyle="1" w:styleId="Heading1Char">
-    <w:name w:val="Heading 1 Char"/>
-    <w:basedOn w:val="DefaultParagraphFont"/>
-    <w:link w:val="Heading1"/>
+  <w:style w:type="character" w:customStyle="1" w:styleId="10">
+    <w:name w:val="หัวเรื่อง 1 อักขระ"/>
+    <w:basedOn w:val="a0"/>
+    <w:link w:val="1"/>
     <w:uiPriority w:val="9"/>
     <w:rsid w:val="00711A1B"/>
     <w:rPr>
@@ -2157,10 +2460,10 @@
       <w:szCs w:val="50"/>
     </w:rPr>
   </w:style>
-  <w:style w:type="character" w:customStyle="1" w:styleId="Heading2Char">
-    <w:name w:val="Heading 2 Char"/>
-    <w:basedOn w:val="DefaultParagraphFont"/>
-    <w:link w:val="Heading2"/>
+  <w:style w:type="character" w:customStyle="1" w:styleId="20">
+    <w:name w:val="หัวเรื่อง 2 อักขระ"/>
+    <w:basedOn w:val="a0"/>
+    <w:link w:val="2"/>
     <w:uiPriority w:val="9"/>
     <w:semiHidden/>
     <w:rsid w:val="00711A1B"/>
@@ -2171,10 +2474,10 @@
       <w:szCs w:val="40"/>
     </w:rPr>
   </w:style>
-  <w:style w:type="character" w:customStyle="1" w:styleId="Heading3Char">
-    <w:name w:val="Heading 3 Char"/>
-    <w:basedOn w:val="DefaultParagraphFont"/>
-    <w:link w:val="Heading3"/>
+  <w:style w:type="character" w:customStyle="1" w:styleId="30">
+    <w:name w:val="หัวเรื่อง 3 อักขระ"/>
+    <w:basedOn w:val="a0"/>
+    <w:link w:val="3"/>
     <w:uiPriority w:val="9"/>
     <w:semiHidden/>
     <w:rsid w:val="00711A1B"/>
@@ -2185,10 +2488,10 @@
       <w:szCs w:val="35"/>
     </w:rPr>
   </w:style>
-  <w:style w:type="character" w:customStyle="1" w:styleId="Heading4Char">
-    <w:name w:val="Heading 4 Char"/>
-    <w:basedOn w:val="DefaultParagraphFont"/>
-    <w:link w:val="Heading4"/>
+  <w:style w:type="character" w:customStyle="1" w:styleId="40">
+    <w:name w:val="หัวเรื่อง 4 อักขระ"/>
+    <w:basedOn w:val="a0"/>
+    <w:link w:val="4"/>
     <w:uiPriority w:val="9"/>
     <w:semiHidden/>
     <w:rsid w:val="00711A1B"/>
@@ -2199,10 +2502,10 @@
       <w:color w:val="0F4761" w:themeColor="accent1" w:themeShade="BF"/>
     </w:rPr>
   </w:style>
-  <w:style w:type="character" w:customStyle="1" w:styleId="Heading5Char">
-    <w:name w:val="Heading 5 Char"/>
-    <w:basedOn w:val="DefaultParagraphFont"/>
-    <w:link w:val="Heading5"/>
+  <w:style w:type="character" w:customStyle="1" w:styleId="50">
+    <w:name w:val="หัวเรื่อง 5 อักขระ"/>
+    <w:basedOn w:val="a0"/>
+    <w:link w:val="5"/>
     <w:uiPriority w:val="9"/>
     <w:semiHidden/>
     <w:rsid w:val="00711A1B"/>
@@ -2211,10 +2514,10 @@
       <w:color w:val="0F4761" w:themeColor="accent1" w:themeShade="BF"/>
     </w:rPr>
   </w:style>
-  <w:style w:type="character" w:customStyle="1" w:styleId="Heading6Char">
-    <w:name w:val="Heading 6 Char"/>
-    <w:basedOn w:val="DefaultParagraphFont"/>
-    <w:link w:val="Heading6"/>
+  <w:style w:type="character" w:customStyle="1" w:styleId="60">
+    <w:name w:val="หัวเรื่อง 6 อักขระ"/>
+    <w:basedOn w:val="a0"/>
+    <w:link w:val="6"/>
     <w:uiPriority w:val="9"/>
     <w:semiHidden/>
     <w:rsid w:val="00711A1B"/>
@@ -2225,10 +2528,10 @@
       <w:color w:val="595959" w:themeColor="text1" w:themeTint="A6"/>
     </w:rPr>
   </w:style>
-  <w:style w:type="character" w:customStyle="1" w:styleId="Heading7Char">
-    <w:name w:val="Heading 7 Char"/>
-    <w:basedOn w:val="DefaultParagraphFont"/>
-    <w:link w:val="Heading7"/>
+  <w:style w:type="character" w:customStyle="1" w:styleId="70">
+    <w:name w:val="หัวเรื่อง 7 อักขระ"/>
+    <w:basedOn w:val="a0"/>
+    <w:link w:val="7"/>
     <w:uiPriority w:val="9"/>
     <w:semiHidden/>
     <w:rsid w:val="00711A1B"/>
@@ -2237,10 +2540,10 @@
       <w:color w:val="595959" w:themeColor="text1" w:themeTint="A6"/>
     </w:rPr>
   </w:style>
-  <w:style w:type="character" w:customStyle="1" w:styleId="Heading8Char">
-    <w:name w:val="Heading 8 Char"/>
-    <w:basedOn w:val="DefaultParagraphFont"/>
-    <w:link w:val="Heading8"/>
+  <w:style w:type="character" w:customStyle="1" w:styleId="80">
+    <w:name w:val="หัวเรื่อง 8 อักขระ"/>
+    <w:basedOn w:val="a0"/>
+    <w:link w:val="8"/>
     <w:uiPriority w:val="9"/>
     <w:semiHidden/>
     <w:rsid w:val="00711A1B"/>
@@ -2251,10 +2554,10 @@
       <w:color w:val="272727" w:themeColor="text1" w:themeTint="D8"/>
     </w:rPr>
   </w:style>
-  <w:style w:type="character" w:customStyle="1" w:styleId="Heading9Char">
-    <w:name w:val="Heading 9 Char"/>
-    <w:basedOn w:val="DefaultParagraphFont"/>
-    <w:link w:val="Heading9"/>
+  <w:style w:type="character" w:customStyle="1" w:styleId="90">
+    <w:name w:val="หัวเรื่อง 9 อักขระ"/>
+    <w:basedOn w:val="a0"/>
+    <w:link w:val="9"/>
     <w:uiPriority w:val="9"/>
     <w:semiHidden/>
     <w:rsid w:val="00711A1B"/>
@@ -2263,11 +2566,11 @@
       <w:color w:val="272727" w:themeColor="text1" w:themeTint="D8"/>
     </w:rPr>
   </w:style>
-  <w:style w:type="paragraph" w:styleId="Title">
+  <w:style w:type="paragraph" w:styleId="a3">
     <w:name w:val="Title"/>
-    <w:basedOn w:val="Normal"/>
-    <w:next w:val="Normal"/>
-    <w:link w:val="TitleChar"/>
+    <w:basedOn w:val="a"/>
+    <w:next w:val="a"/>
+    <w:link w:val="a4"/>
     <w:uiPriority w:val="10"/>
     <w:qFormat/>
     <w:rsid w:val="00711A1B"/>
@@ -2283,10 +2586,10 @@
       <w:szCs w:val="71"/>
     </w:rPr>
   </w:style>
-  <w:style w:type="character" w:customStyle="1" w:styleId="TitleChar">
-    <w:name w:val="Title Char"/>
-    <w:basedOn w:val="DefaultParagraphFont"/>
-    <w:link w:val="Title"/>
+  <w:style w:type="character" w:customStyle="1" w:styleId="a4">
+    <w:name w:val="ชื่อเรื่อง อักขระ"/>
+    <w:basedOn w:val="a0"/>
+    <w:link w:val="a3"/>
     <w:uiPriority w:val="10"/>
     <w:rsid w:val="00711A1B"/>
     <w:rPr>
@@ -2297,11 +2600,11 @@
       <w:szCs w:val="71"/>
     </w:rPr>
   </w:style>
-  <w:style w:type="paragraph" w:styleId="Subtitle">
+  <w:style w:type="paragraph" w:styleId="a5">
     <w:name w:val="Subtitle"/>
-    <w:basedOn w:val="Normal"/>
-    <w:next w:val="Normal"/>
-    <w:link w:val="SubtitleChar"/>
+    <w:basedOn w:val="a"/>
+    <w:next w:val="a"/>
+    <w:link w:val="a6"/>
     <w:uiPriority w:val="11"/>
     <w:qFormat/>
     <w:rsid w:val="00711A1B"/>
@@ -2318,10 +2621,10 @@
       <w:szCs w:val="35"/>
     </w:rPr>
   </w:style>
-  <w:style w:type="character" w:customStyle="1" w:styleId="SubtitleChar">
-    <w:name w:val="Subtitle Char"/>
-    <w:basedOn w:val="DefaultParagraphFont"/>
-    <w:link w:val="Subtitle"/>
+  <w:style w:type="character" w:customStyle="1" w:styleId="a6">
+    <w:name w:val="ชื่อเรื่องรอง อักขระ"/>
+    <w:basedOn w:val="a0"/>
+    <w:link w:val="a5"/>
     <w:uiPriority w:val="11"/>
     <w:rsid w:val="00711A1B"/>
     <w:rPr>
@@ -2332,11 +2635,11 @@
       <w:szCs w:val="35"/>
     </w:rPr>
   </w:style>
-  <w:style w:type="paragraph" w:styleId="Quote">
+  <w:style w:type="paragraph" w:styleId="a7">
     <w:name w:val="Quote"/>
-    <w:basedOn w:val="Normal"/>
-    <w:next w:val="Normal"/>
-    <w:link w:val="QuoteChar"/>
+    <w:basedOn w:val="a"/>
+    <w:next w:val="a"/>
+    <w:link w:val="a8"/>
     <w:uiPriority w:val="29"/>
     <w:qFormat/>
     <w:rsid w:val="00711A1B"/>
@@ -2350,10 +2653,10 @@
       <w:color w:val="404040" w:themeColor="text1" w:themeTint="BF"/>
     </w:rPr>
   </w:style>
-  <w:style w:type="character" w:customStyle="1" w:styleId="QuoteChar">
-    <w:name w:val="Quote Char"/>
-    <w:basedOn w:val="DefaultParagraphFont"/>
-    <w:link w:val="Quote"/>
+  <w:style w:type="character" w:customStyle="1" w:styleId="a8">
+    <w:name w:val="คำอ้างอิง อักขระ"/>
+    <w:basedOn w:val="a0"/>
+    <w:link w:val="a7"/>
     <w:uiPriority w:val="29"/>
     <w:rsid w:val="00711A1B"/>
     <w:rPr>
@@ -2362,9 +2665,9 @@
       <w:color w:val="404040" w:themeColor="text1" w:themeTint="BF"/>
     </w:rPr>
   </w:style>
-  <w:style w:type="paragraph" w:styleId="ListParagraph">
+  <w:style w:type="paragraph" w:styleId="a9">
     <w:name w:val="List Paragraph"/>
-    <w:basedOn w:val="Normal"/>
+    <w:basedOn w:val="a"/>
     <w:uiPriority w:val="34"/>
     <w:qFormat/>
     <w:rsid w:val="00711A1B"/>
@@ -2373,9 +2676,9 @@
       <w:contextualSpacing/>
     </w:pPr>
   </w:style>
-  <w:style w:type="character" w:styleId="IntenseEmphasis">
+  <w:style w:type="character" w:styleId="aa">
     <w:name w:val="Intense Emphasis"/>
-    <w:basedOn w:val="DefaultParagraphFont"/>
+    <w:basedOn w:val="a0"/>
     <w:uiPriority w:val="21"/>
     <w:qFormat/>
     <w:rsid w:val="00711A1B"/>
@@ -2385,11 +2688,11 @@
       <w:color w:val="0F4761" w:themeColor="accent1" w:themeShade="BF"/>
     </w:rPr>
   </w:style>
-  <w:style w:type="paragraph" w:styleId="IntenseQuote">
+  <w:style w:type="paragraph" w:styleId="ab">
     <w:name w:val="Intense Quote"/>
-    <w:basedOn w:val="Normal"/>
-    <w:next w:val="Normal"/>
-    <w:link w:val="IntenseQuoteChar"/>
+    <w:basedOn w:val="a"/>
+    <w:next w:val="a"/>
+    <w:link w:val="ac"/>
     <w:uiPriority w:val="30"/>
     <w:qFormat/>
     <w:rsid w:val="00711A1B"/>
@@ -2408,10 +2711,10 @@
       <w:color w:val="0F4761" w:themeColor="accent1" w:themeShade="BF"/>
     </w:rPr>
   </w:style>
-  <w:style w:type="character" w:customStyle="1" w:styleId="IntenseQuoteChar">
-    <w:name w:val="Intense Quote Char"/>
-    <w:basedOn w:val="DefaultParagraphFont"/>
-    <w:link w:val="IntenseQuote"/>
+  <w:style w:type="character" w:customStyle="1" w:styleId="ac">
+    <w:name w:val="ทำให้คำอ้างอิงเป็นสีเข้มขึ้น อักขระ"/>
+    <w:basedOn w:val="a0"/>
+    <w:link w:val="ab"/>
     <w:uiPriority w:val="30"/>
     <w:rsid w:val="00711A1B"/>
     <w:rPr>
@@ -2420,9 +2723,9 @@
       <w:color w:val="0F4761" w:themeColor="accent1" w:themeShade="BF"/>
     </w:rPr>
   </w:style>
-  <w:style w:type="character" w:styleId="IntenseReference">
+  <w:style w:type="character" w:styleId="ad">
     <w:name w:val="Intense Reference"/>
-    <w:basedOn w:val="DefaultParagraphFont"/>
+    <w:basedOn w:val="a0"/>
     <w:uiPriority w:val="32"/>
     <w:qFormat/>
     <w:rsid w:val="00711A1B"/>
@@ -2434,10 +2737,10 @@
       <w:spacing w:val="5"/>
     </w:rPr>
   </w:style>
-  <w:style w:type="paragraph" w:styleId="Header">
+  <w:style w:type="paragraph" w:styleId="ae">
     <w:name w:val="header"/>
-    <w:basedOn w:val="Normal"/>
-    <w:link w:val="HeaderChar"/>
+    <w:basedOn w:val="a"/>
+    <w:link w:val="af"/>
     <w:uiPriority w:val="99"/>
     <w:unhideWhenUsed/>
     <w:rsid w:val="00A0764E"/>
@@ -2449,17 +2752,17 @@
       <w:spacing w:after="0"/>
     </w:pPr>
   </w:style>
-  <w:style w:type="character" w:customStyle="1" w:styleId="HeaderChar">
-    <w:name w:val="Header Char"/>
-    <w:basedOn w:val="DefaultParagraphFont"/>
-    <w:link w:val="Header"/>
+  <w:style w:type="character" w:customStyle="1" w:styleId="af">
+    <w:name w:val="หัวกระดาษ อักขระ"/>
+    <w:basedOn w:val="a0"/>
+    <w:link w:val="ae"/>
     <w:uiPriority w:val="99"/>
     <w:rsid w:val="00A0764E"/>
   </w:style>
-  <w:style w:type="paragraph" w:styleId="Footer">
+  <w:style w:type="paragraph" w:styleId="af0">
     <w:name w:val="footer"/>
-    <w:basedOn w:val="Normal"/>
-    <w:link w:val="FooterChar"/>
+    <w:basedOn w:val="a"/>
+    <w:link w:val="af1"/>
     <w:uiPriority w:val="99"/>
     <w:unhideWhenUsed/>
     <w:rsid w:val="00A0764E"/>
@@ -2471,10 +2774,10 @@
       <w:spacing w:after="0"/>
     </w:pPr>
   </w:style>
-  <w:style w:type="character" w:customStyle="1" w:styleId="FooterChar">
-    <w:name w:val="Footer Char"/>
-    <w:basedOn w:val="DefaultParagraphFont"/>
-    <w:link w:val="Footer"/>
+  <w:style w:type="character" w:customStyle="1" w:styleId="af1">
+    <w:name w:val="ท้ายกระดาษ อักขระ"/>
+    <w:basedOn w:val="a0"/>
+    <w:link w:val="af0"/>
     <w:uiPriority w:val="99"/>
     <w:rsid w:val="00A0764E"/>
   </w:style>

--- a/week1-Archelogy/Doc.docx
+++ b/week1-Archelogy/Doc.docx
@@ -1,6 +1,6 @@
 
 <file path=word/document.xml><?xml version="1.0" encoding="utf-8"?>
-<w:document xmlns:wpc="http://schemas.microsoft.com/office/word/2010/wordprocessingCanvas" xmlns:cx="http://schemas.microsoft.com/office/drawing/2014/chartex" xmlns:cx1="http://schemas.microsoft.com/office/drawing/2015/9/8/chartex" xmlns:cx2="http://schemas.microsoft.com/office/drawing/2015/10/21/chartex" xmlns:cx3="http://schemas.microsoft.com/office/drawing/2016/5/9/chartex" xmlns:cx4="http://schemas.microsoft.com/office/drawing/2016/5/10/chartex" xmlns:cx5="http://schemas.microsoft.com/office/drawing/2016/5/11/chartex" xmlns:cx6="http://schemas.microsoft.com/office/drawing/2016/5/12/chartex" xmlns:cx7="http://schemas.microsoft.com/office/drawing/2016/5/13/chartex" xmlns:cx8="http://schemas.microsoft.com/office/drawing/2016/5/14/chartex" xmlns:mc="http://schemas.openxmlformats.org/markup-compatibility/2006" xmlns:aink="http://schemas.microsoft.com/office/drawing/2016/ink" xmlns:am3d="http://schemas.microsoft.com/office/drawing/2017/model3d" xmlns:o="urn:schemas-microsoft-com:office:office" xmlns:r="http://schemas.openxmlformats.org/officeDocument/2006/relationships" xmlns:m="http://schemas.openxmlformats.org/officeDocument/2006/math" xmlns:v="urn:schemas-microsoft-com:vml" xmlns:wp14="http://schemas.microsoft.com/office/word/2010/wordprocessingDrawing" xmlns:wp="http://schemas.openxmlformats.org/drawingml/2006/wordprocessingDrawing" xmlns:w10="urn:schemas-microsoft-com:office:word" xmlns:w="http://schemas.openxmlformats.org/wordprocessingml/2006/main" xmlns:w14="http://schemas.microsoft.com/office/word/2010/wordml" xmlns:w15="http://schemas.microsoft.com/office/word/2012/wordml" xmlns:w16cex="http://schemas.microsoft.com/office/word/2018/wordml/cex" xmlns:w16cid="http://schemas.microsoft.com/office/word/2016/wordml/cid" xmlns:w16="http://schemas.microsoft.com/office/word/2018/wordml" xmlns:w16sdtdh="http://schemas.microsoft.com/office/word/2020/wordml/sdtdatahash" xmlns:w16se="http://schemas.microsoft.com/office/word/2015/wordml/symex" xmlns:wpg="http://schemas.microsoft.com/office/word/2010/wordprocessingGroup" xmlns:wpi="http://schemas.microsoft.com/office/word/2010/wordprocessingInk" xmlns:wne="http://schemas.microsoft.com/office/word/2006/wordml" xmlns:wps="http://schemas.microsoft.com/office/word/2010/wordprocessingShape" mc:Ignorable="w14 w15 w16se w16cid w16 w16cex w16sdtdh wp14">
+<w:document xmlns:wpc="http://schemas.microsoft.com/office/word/2010/wordprocessingCanvas" xmlns:cx="http://schemas.microsoft.com/office/drawing/2014/chartex" xmlns:cx1="http://schemas.microsoft.com/office/drawing/2015/9/8/chartex" xmlns:cx2="http://schemas.microsoft.com/office/drawing/2015/10/21/chartex" xmlns:cx3="http://schemas.microsoft.com/office/drawing/2016/5/9/chartex" xmlns:cx4="http://schemas.microsoft.com/office/drawing/2016/5/10/chartex" xmlns:cx5="http://schemas.microsoft.com/office/drawing/2016/5/11/chartex" xmlns:cx6="http://schemas.microsoft.com/office/drawing/2016/5/12/chartex" xmlns:cx7="http://schemas.microsoft.com/office/drawing/2016/5/13/chartex" xmlns:cx8="http://schemas.microsoft.com/office/drawing/2016/5/14/chartex" xmlns:mc="http://schemas.openxmlformats.org/markup-compatibility/2006" xmlns:aink="http://schemas.microsoft.com/office/drawing/2016/ink" xmlns:am3d="http://schemas.microsoft.com/office/drawing/2017/model3d" xmlns:o="urn:schemas-microsoft-com:office:office" xmlns:oel="http://schemas.microsoft.com/office/2019/extlst" xmlns:r="http://schemas.openxmlformats.org/officeDocument/2006/relationships" xmlns:m="http://schemas.openxmlformats.org/officeDocument/2006/math" xmlns:v="urn:schemas-microsoft-com:vml" xmlns:wp14="http://schemas.microsoft.com/office/word/2010/wordprocessingDrawing" xmlns:wp="http://schemas.openxmlformats.org/drawingml/2006/wordprocessingDrawing" xmlns:w10="urn:schemas-microsoft-com:office:word" xmlns:w="http://schemas.openxmlformats.org/wordprocessingml/2006/main" xmlns:w14="http://schemas.microsoft.com/office/word/2010/wordml" xmlns:w15="http://schemas.microsoft.com/office/word/2012/wordml" xmlns:w16cex="http://schemas.microsoft.com/office/word/2018/wordml/cex" xmlns:w16cid="http://schemas.microsoft.com/office/word/2016/wordml/cid" xmlns:w16="http://schemas.microsoft.com/office/word/2018/wordml" xmlns:w16sdtdh="http://schemas.microsoft.com/office/word/2020/wordml/sdtdatahash" xmlns:w16se="http://schemas.microsoft.com/office/word/2015/wordml/symex" xmlns:wpg="http://schemas.microsoft.com/office/word/2010/wordprocessingGroup" xmlns:wpi="http://schemas.microsoft.com/office/word/2010/wordprocessingInk" xmlns:wne="http://schemas.microsoft.com/office/word/2006/wordml" xmlns:wps="http://schemas.microsoft.com/office/word/2010/wordprocessingShape" mc:Ignorable="w14 w15 w16se w16cid w16 w16cex w16sdtdh wp14">
   <w:body>
     <w:p>
       <w:pPr>
@@ -42,8 +42,9 @@
           <w:sz w:val="32"/>
           <w:szCs w:val="32"/>
         </w:rPr>
-        <w:t xml:space="preserve"> "The Code Code Archeology" (</w:t>
-      </w:r>
+        <w:t xml:space="preserve"> "The Code </w:t>
+      </w:r>
+      <w:proofErr w:type="spellStart"/>
       <w:r>
         <w:rPr>
           <w:rFonts w:ascii="TH Sarabun New" w:hAnsi="TH Sarabun New" w:cs="TH Sarabun New"/>
@@ -51,13 +52,11 @@
           <w:bCs/>
           <w:sz w:val="32"/>
           <w:szCs w:val="32"/>
-          <w:cs/>
-        </w:rPr>
-        <w:t>นักโบราณคดีแกะโค้ด)</w:t>
-      </w:r>
-    </w:p>
-    <w:p>
-      <w:pPr>
+        </w:rPr>
+        <w:t>Code</w:t>
+      </w:r>
+      <w:proofErr w:type="spellEnd"/>
+      <w:r>
         <w:rPr>
           <w:rFonts w:ascii="TH Sarabun New" w:hAnsi="TH Sarabun New" w:cs="TH Sarabun New"/>
           <w:b/>
@@ -65,6 +64,29 @@
           <w:sz w:val="32"/>
           <w:szCs w:val="32"/>
         </w:rPr>
+        <w:t xml:space="preserve"> Archeology" (</w:t>
+      </w:r>
+      <w:r>
+        <w:rPr>
+          <w:rFonts w:ascii="TH Sarabun New" w:hAnsi="TH Sarabun New" w:cs="TH Sarabun New"/>
+          <w:b/>
+          <w:bCs/>
+          <w:sz w:val="32"/>
+          <w:szCs w:val="32"/>
+          <w:cs/>
+        </w:rPr>
+        <w:t>นักโบราณคดีแกะโค้ด)</w:t>
+      </w:r>
+    </w:p>
+    <w:p>
+      <w:pPr>
+        <w:rPr>
+          <w:rFonts w:ascii="TH Sarabun New" w:hAnsi="TH Sarabun New" w:cs="TH Sarabun New"/>
+          <w:b/>
+          <w:bCs/>
+          <w:sz w:val="32"/>
+          <w:szCs w:val="32"/>
+        </w:rPr>
       </w:pPr>
     </w:p>
     <w:p>
@@ -279,9 +301,10 @@
       <w:pPr>
         <w:ind w:left="720"/>
         <w:rPr>
-          <w:rFonts w:ascii="TH Sarabun New" w:hAnsi="TH Sarabun New" w:cs="TH Sarabun New"/>
-          <w:sz w:val="28"/>
-          <w:szCs w:val="28"/>
+          <w:rFonts w:ascii="TH Sarabun New" w:hAnsi="TH Sarabun New" w:cs="TH Sarabun New" w:hint="cs"/>
+          <w:sz w:val="28"/>
+          <w:szCs w:val="28"/>
+          <w:cs/>
         </w:rPr>
       </w:pPr>
       <w:r>
@@ -313,7 +336,7 @@
     </w:p>
     <w:p>
       <w:pPr>
-        <w:pStyle w:val="a9"/>
+        <w:pStyle w:val="ListParagraph"/>
         <w:numPr>
           <w:ilvl w:val="2"/>
           <w:numId w:val="3"/>
@@ -377,7 +400,7 @@
     </w:p>
     <w:p>
       <w:pPr>
-        <w:pStyle w:val="a9"/>
+        <w:pStyle w:val="ListParagraph"/>
         <w:ind w:left="2160"/>
         <w:rPr>
           <w:rFonts w:ascii="TH Sarabun New" w:hAnsi="TH Sarabun New" w:cs="TH Sarabun New"/>
@@ -428,7 +451,7 @@
     </w:p>
     <w:p>
       <w:pPr>
-        <w:pStyle w:val="a9"/>
+        <w:pStyle w:val="ListParagraph"/>
         <w:numPr>
           <w:ilvl w:val="2"/>
           <w:numId w:val="3"/>
@@ -484,7 +507,7 @@
     </w:p>
     <w:p>
       <w:pPr>
-        <w:pStyle w:val="a9"/>
+        <w:pStyle w:val="ListParagraph"/>
         <w:numPr>
           <w:ilvl w:val="2"/>
           <w:numId w:val="3"/>
@@ -626,7 +649,7 @@
     </w:p>
     <w:p>
       <w:pPr>
-        <w:pStyle w:val="a9"/>
+        <w:pStyle w:val="ListParagraph"/>
         <w:numPr>
           <w:ilvl w:val="2"/>
           <w:numId w:val="3"/>
@@ -643,7 +666,25 @@
           <w:sz w:val="28"/>
           <w:szCs w:val="28"/>
         </w:rPr>
-        <w:t xml:space="preserve">Check Check: </w:t>
+        <w:t xml:space="preserve">Check </w:t>
+      </w:r>
+      <w:proofErr w:type="spellStart"/>
+      <w:r>
+        <w:rPr>
+          <w:rFonts w:ascii="TH Sarabun New" w:hAnsi="TH Sarabun New" w:cs="TH Sarabun New"/>
+          <w:sz w:val="28"/>
+          <w:szCs w:val="28"/>
+        </w:rPr>
+        <w:t>Check</w:t>
+      </w:r>
+      <w:proofErr w:type="spellEnd"/>
+      <w:r>
+        <w:rPr>
+          <w:rFonts w:ascii="TH Sarabun New" w:hAnsi="TH Sarabun New" w:cs="TH Sarabun New"/>
+          <w:sz w:val="28"/>
+          <w:szCs w:val="28"/>
+        </w:rPr>
+        <w:t xml:space="preserve">: </w:t>
       </w:r>
       <w:r>
         <w:rPr>
@@ -716,7 +757,7 @@
     </w:p>
     <w:p>
       <w:pPr>
-        <w:pStyle w:val="a9"/>
+        <w:pStyle w:val="ListParagraph"/>
         <w:numPr>
           <w:ilvl w:val="2"/>
           <w:numId w:val="3"/>
@@ -856,6 +897,8 @@
         </w:rPr>
         <w:t>JSON File (</w:t>
       </w:r>
+      <w:proofErr w:type="spellStart"/>
+      <w:proofErr w:type="gramStart"/>
       <w:r>
         <w:rPr>
           <w:rFonts w:ascii="TH Sarabun New" w:hAnsi="TH Sarabun New" w:cs="TH Sarabun New"/>
@@ -864,6 +907,8 @@
         </w:rPr>
         <w:t>data.json</w:t>
       </w:r>
+      <w:proofErr w:type="spellEnd"/>
+      <w:proofErr w:type="gramEnd"/>
       <w:r>
         <w:rPr>
           <w:rFonts w:ascii="TH Sarabun New" w:hAnsi="TH Sarabun New" w:cs="TH Sarabun New"/>
@@ -898,14 +943,34 @@
         </w:rPr>
         <w:t xml:space="preserve">: </w:t>
       </w:r>
-      <w:r>
-        <w:rPr>
-          <w:rFonts w:ascii="TH Sarabun New" w:hAnsi="TH Sarabun New" w:cs="TH Sarabun New"/>
-          <w:sz w:val="28"/>
-          <w:szCs w:val="28"/>
-        </w:rPr>
-        <w:t>json, os</w:t>
-      </w:r>
+      <w:proofErr w:type="spellStart"/>
+      <w:r>
+        <w:rPr>
+          <w:rFonts w:ascii="TH Sarabun New" w:hAnsi="TH Sarabun New" w:cs="TH Sarabun New"/>
+          <w:sz w:val="28"/>
+          <w:szCs w:val="28"/>
+        </w:rPr>
+        <w:t>json</w:t>
+      </w:r>
+      <w:proofErr w:type="spellEnd"/>
+      <w:r>
+        <w:rPr>
+          <w:rFonts w:ascii="TH Sarabun New" w:hAnsi="TH Sarabun New" w:cs="TH Sarabun New"/>
+          <w:sz w:val="28"/>
+          <w:szCs w:val="28"/>
+        </w:rPr>
+        <w:t xml:space="preserve">, </w:t>
+      </w:r>
+      <w:proofErr w:type="spellStart"/>
+      <w:r>
+        <w:rPr>
+          <w:rFonts w:ascii="TH Sarabun New" w:hAnsi="TH Sarabun New" w:cs="TH Sarabun New"/>
+          <w:sz w:val="28"/>
+          <w:szCs w:val="28"/>
+        </w:rPr>
+        <w:t>os</w:t>
+      </w:r>
+      <w:proofErr w:type="spellEnd"/>
     </w:p>
     <w:p>
       <w:pPr>
@@ -987,7 +1052,7 @@
     </w:p>
     <w:p>
       <w:pPr>
-        <w:pStyle w:val="a9"/>
+        <w:pStyle w:val="ListParagraph"/>
         <w:numPr>
           <w:ilvl w:val="1"/>
           <w:numId w:val="3"/>
@@ -1031,7 +1096,25 @@
           <w:sz w:val="28"/>
           <w:szCs w:val="28"/>
         </w:rPr>
-        <w:t xml:space="preserve">Input “abc” </w:t>
+        <w:t>Input “</w:t>
+      </w:r>
+      <w:proofErr w:type="spellStart"/>
+      <w:r>
+        <w:rPr>
+          <w:rFonts w:ascii="TH Sarabun New" w:hAnsi="TH Sarabun New" w:cs="TH Sarabun New"/>
+          <w:sz w:val="28"/>
+          <w:szCs w:val="28"/>
+        </w:rPr>
+        <w:t>abc</w:t>
+      </w:r>
+      <w:proofErr w:type="spellEnd"/>
+      <w:r>
+        <w:rPr>
+          <w:rFonts w:ascii="TH Sarabun New" w:hAnsi="TH Sarabun New" w:cs="TH Sarabun New"/>
+          <w:sz w:val="28"/>
+          <w:szCs w:val="28"/>
+        </w:rPr>
+        <w:t xml:space="preserve">” </w:t>
       </w:r>
       <w:r>
         <w:rPr>
@@ -1062,7 +1145,7 @@
     </w:p>
     <w:p>
       <w:pPr>
-        <w:pStyle w:val="a9"/>
+        <w:pStyle w:val="ListParagraph"/>
         <w:numPr>
           <w:ilvl w:val="1"/>
           <w:numId w:val="3"/>
@@ -1086,7 +1169,7 @@
     </w:p>
     <w:p>
       <w:pPr>
-        <w:pStyle w:val="a9"/>
+        <w:pStyle w:val="ListParagraph"/>
         <w:numPr>
           <w:ilvl w:val="1"/>
           <w:numId w:val="3"/>
@@ -1179,7 +1262,7 @@
     </w:p>
     <w:p>
       <w:pPr>
-        <w:pStyle w:val="a9"/>
+        <w:pStyle w:val="ListParagraph"/>
         <w:numPr>
           <w:ilvl w:val="0"/>
           <w:numId w:val="3"/>
@@ -1217,7 +1300,7 @@
     </w:p>
     <w:p>
       <w:pPr>
-        <w:pStyle w:val="a9"/>
+        <w:pStyle w:val="ListParagraph"/>
         <w:numPr>
           <w:ilvl w:val="1"/>
           <w:numId w:val="3"/>
@@ -1236,7 +1319,27 @@
           <w:szCs w:val="28"/>
           <w:cs/>
         </w:rPr>
-        <w:t>เพิ่มโครงสร้าข้อมูลสมาชิก</w:t>
+        <w:t>เพิ่มโครงสร</w:t>
+      </w:r>
+      <w:proofErr w:type="spellStart"/>
+      <w:r>
+        <w:rPr>
+          <w:rFonts w:ascii="TH Sarabun New" w:hAnsi="TH Sarabun New" w:cs="TH Sarabun New" w:hint="cs"/>
+          <w:sz w:val="28"/>
+          <w:szCs w:val="28"/>
+          <w:cs/>
+        </w:rPr>
+        <w:t>้า</w:t>
+      </w:r>
+      <w:proofErr w:type="spellEnd"/>
+      <w:r>
+        <w:rPr>
+          <w:rFonts w:ascii="TH Sarabun New" w:hAnsi="TH Sarabun New" w:cs="TH Sarabun New" w:hint="cs"/>
+          <w:sz w:val="28"/>
+          <w:szCs w:val="28"/>
+          <w:cs/>
+        </w:rPr>
+        <w:t>ข้อมูลสมาชิก</w:t>
       </w:r>
       <w:r>
         <w:rPr>
@@ -1247,6 +1350,7 @@
         </w:rPr>
         <w:t xml:space="preserve"> </w:t>
       </w:r>
+      <w:proofErr w:type="spellStart"/>
       <w:r>
         <w:rPr>
           <w:rFonts w:ascii="TH Sarabun New" w:hAnsi="TH Sarabun New" w:cs="TH Sarabun New"/>
@@ -1261,12 +1365,21 @@
           <w:sz w:val="28"/>
           <w:szCs w:val="28"/>
         </w:rPr>
-        <w:t>emberID, tier, discount</w:t>
+        <w:t>emberID</w:t>
+      </w:r>
+      <w:proofErr w:type="spellEnd"/>
+      <w:r>
+        <w:rPr>
+          <w:rFonts w:ascii="TH Sarabun New" w:hAnsi="TH Sarabun New" w:cs="TH Sarabun New"/>
+          <w:sz w:val="28"/>
+          <w:szCs w:val="28"/>
+        </w:rPr>
+        <w:t>, tier, discount</w:t>
       </w:r>
     </w:p>
     <w:p>
       <w:pPr>
-        <w:pStyle w:val="a9"/>
+        <w:pStyle w:val="ListParagraph"/>
         <w:numPr>
           <w:ilvl w:val="1"/>
           <w:numId w:val="3"/>
@@ -1330,6 +1443,7 @@
         </w:rPr>
         <w:t xml:space="preserve">รองรับ </w:t>
       </w:r>
+      <w:proofErr w:type="spellStart"/>
       <w:r>
         <w:rPr>
           <w:rFonts w:ascii="TH Sarabun New" w:hAnsi="TH Sarabun New" w:cs="TH Sarabun New"/>
@@ -1344,7 +1458,16 @@
           <w:sz w:val="28"/>
           <w:szCs w:val="28"/>
         </w:rPr>
-        <w:t xml:space="preserve">ID </w:t>
+        <w:t>ID</w:t>
+      </w:r>
+      <w:proofErr w:type="spellEnd"/>
+      <w:r>
+        <w:rPr>
+          <w:rFonts w:ascii="TH Sarabun New" w:hAnsi="TH Sarabun New" w:cs="TH Sarabun New"/>
+          <w:sz w:val="28"/>
+          <w:szCs w:val="28"/>
+        </w:rPr>
+        <w:t xml:space="preserve"> </w:t>
       </w:r>
       <w:r>
         <w:rPr>
@@ -1375,7 +1498,7 @@
     </w:p>
     <w:p>
       <w:pPr>
-        <w:pStyle w:val="a9"/>
+        <w:pStyle w:val="ListParagraph"/>
         <w:numPr>
           <w:ilvl w:val="1"/>
           <w:numId w:val="3"/>
@@ -1396,13 +1519,23 @@
         </w:rPr>
         <w:t xml:space="preserve">เพิ่ม </w:t>
       </w:r>
-      <w:r>
-        <w:rPr>
-          <w:rFonts w:ascii="TH Sarabun New" w:hAnsi="TH Sarabun New" w:cs="TH Sarabun New"/>
-          <w:sz w:val="28"/>
-          <w:szCs w:val="28"/>
-        </w:rPr>
-        <w:t xml:space="preserve">member.json </w:t>
+      <w:proofErr w:type="spellStart"/>
+      <w:r>
+        <w:rPr>
+          <w:rFonts w:ascii="TH Sarabun New" w:hAnsi="TH Sarabun New" w:cs="TH Sarabun New"/>
+          <w:sz w:val="28"/>
+          <w:szCs w:val="28"/>
+        </w:rPr>
+        <w:t>member.json</w:t>
+      </w:r>
+      <w:proofErr w:type="spellEnd"/>
+      <w:r>
+        <w:rPr>
+          <w:rFonts w:ascii="TH Sarabun New" w:hAnsi="TH Sarabun New" w:cs="TH Sarabun New"/>
+          <w:sz w:val="28"/>
+          <w:szCs w:val="28"/>
+        </w:rPr>
+        <w:t xml:space="preserve"> </w:t>
       </w:r>
       <w:r>
         <w:rPr>
@@ -1413,13 +1546,23 @@
         </w:rPr>
         <w:t xml:space="preserve">แยกจาก </w:t>
       </w:r>
-      <w:r>
-        <w:rPr>
-          <w:rFonts w:ascii="TH Sarabun New" w:hAnsi="TH Sarabun New" w:cs="TH Sarabun New"/>
-          <w:sz w:val="28"/>
-          <w:szCs w:val="28"/>
-        </w:rPr>
-        <w:t xml:space="preserve">data.json </w:t>
+      <w:proofErr w:type="spellStart"/>
+      <w:r>
+        <w:rPr>
+          <w:rFonts w:ascii="TH Sarabun New" w:hAnsi="TH Sarabun New" w:cs="TH Sarabun New"/>
+          <w:sz w:val="28"/>
+          <w:szCs w:val="28"/>
+        </w:rPr>
+        <w:t>data.json</w:t>
+      </w:r>
+      <w:proofErr w:type="spellEnd"/>
+      <w:r>
+        <w:rPr>
+          <w:rFonts w:ascii="TH Sarabun New" w:hAnsi="TH Sarabun New" w:cs="TH Sarabun New"/>
+          <w:sz w:val="28"/>
+          <w:szCs w:val="28"/>
+        </w:rPr>
+        <w:t xml:space="preserve"> </w:t>
       </w:r>
       <w:r>
         <w:rPr>
@@ -1442,7 +1585,7 @@
 </file>
 
 <file path=word/endnotes.xml><?xml version="1.0" encoding="utf-8"?>
-<w:endnotes xmlns:wpc="http://schemas.microsoft.com/office/word/2010/wordprocessingCanvas" xmlns:cx="http://schemas.microsoft.com/office/drawing/2014/chartex" xmlns:cx1="http://schemas.microsoft.com/office/drawing/2015/9/8/chartex" xmlns:cx2="http://schemas.microsoft.com/office/drawing/2015/10/21/chartex" xmlns:cx3="http://schemas.microsoft.com/office/drawing/2016/5/9/chartex" xmlns:cx4="http://schemas.microsoft.com/office/drawing/2016/5/10/chartex" xmlns:cx5="http://schemas.microsoft.com/office/drawing/2016/5/11/chartex" xmlns:cx6="http://schemas.microsoft.com/office/drawing/2016/5/12/chartex" xmlns:cx7="http://schemas.microsoft.com/office/drawing/2016/5/13/chartex" xmlns:cx8="http://schemas.microsoft.com/office/drawing/2016/5/14/chartex" xmlns:mc="http://schemas.openxmlformats.org/markup-compatibility/2006" xmlns:aink="http://schemas.microsoft.com/office/drawing/2016/ink" xmlns:am3d="http://schemas.microsoft.com/office/drawing/2017/model3d" xmlns:o="urn:schemas-microsoft-com:office:office" xmlns:r="http://schemas.openxmlformats.org/officeDocument/2006/relationships" xmlns:m="http://schemas.openxmlformats.org/officeDocument/2006/math" xmlns:v="urn:schemas-microsoft-com:vml" xmlns:wp14="http://schemas.microsoft.com/office/word/2010/wordprocessingDrawing" xmlns:wp="http://schemas.openxmlformats.org/drawingml/2006/wordprocessingDrawing" xmlns:w10="urn:schemas-microsoft-com:office:word" xmlns:w="http://schemas.openxmlformats.org/wordprocessingml/2006/main" xmlns:w14="http://schemas.microsoft.com/office/word/2010/wordml" xmlns:w15="http://schemas.microsoft.com/office/word/2012/wordml" xmlns:w16cex="http://schemas.microsoft.com/office/word/2018/wordml/cex" xmlns:w16cid="http://schemas.microsoft.com/office/word/2016/wordml/cid" xmlns:w16="http://schemas.microsoft.com/office/word/2018/wordml" xmlns:w16sdtdh="http://schemas.microsoft.com/office/word/2020/wordml/sdtdatahash" xmlns:w16se="http://schemas.microsoft.com/office/word/2015/wordml/symex" xmlns:wpg="http://schemas.microsoft.com/office/word/2010/wordprocessingGroup" xmlns:wpi="http://schemas.microsoft.com/office/word/2010/wordprocessingInk" xmlns:wne="http://schemas.microsoft.com/office/word/2006/wordml" xmlns:wps="http://schemas.microsoft.com/office/word/2010/wordprocessingShape" mc:Ignorable="w14 w15 w16se w16cid w16 w16cex w16sdtdh wp14">
+<w:endnotes xmlns:wpc="http://schemas.microsoft.com/office/word/2010/wordprocessingCanvas" xmlns:cx="http://schemas.microsoft.com/office/drawing/2014/chartex" xmlns:cx1="http://schemas.microsoft.com/office/drawing/2015/9/8/chartex" xmlns:cx2="http://schemas.microsoft.com/office/drawing/2015/10/21/chartex" xmlns:cx3="http://schemas.microsoft.com/office/drawing/2016/5/9/chartex" xmlns:cx4="http://schemas.microsoft.com/office/drawing/2016/5/10/chartex" xmlns:cx5="http://schemas.microsoft.com/office/drawing/2016/5/11/chartex" xmlns:cx6="http://schemas.microsoft.com/office/drawing/2016/5/12/chartex" xmlns:cx7="http://schemas.microsoft.com/office/drawing/2016/5/13/chartex" xmlns:cx8="http://schemas.microsoft.com/office/drawing/2016/5/14/chartex" xmlns:mc="http://schemas.openxmlformats.org/markup-compatibility/2006" xmlns:aink="http://schemas.microsoft.com/office/drawing/2016/ink" xmlns:am3d="http://schemas.microsoft.com/office/drawing/2017/model3d" xmlns:o="urn:schemas-microsoft-com:office:office" xmlns:oel="http://schemas.microsoft.com/office/2019/extlst" xmlns:r="http://schemas.openxmlformats.org/officeDocument/2006/relationships" xmlns:m="http://schemas.openxmlformats.org/officeDocument/2006/math" xmlns:v="urn:schemas-microsoft-com:vml" xmlns:wp14="http://schemas.microsoft.com/office/word/2010/wordprocessingDrawing" xmlns:wp="http://schemas.openxmlformats.org/drawingml/2006/wordprocessingDrawing" xmlns:w10="urn:schemas-microsoft-com:office:word" xmlns:w="http://schemas.openxmlformats.org/wordprocessingml/2006/main" xmlns:w14="http://schemas.microsoft.com/office/word/2010/wordml" xmlns:w15="http://schemas.microsoft.com/office/word/2012/wordml" xmlns:w16cex="http://schemas.microsoft.com/office/word/2018/wordml/cex" xmlns:w16cid="http://schemas.microsoft.com/office/word/2016/wordml/cid" xmlns:w16="http://schemas.microsoft.com/office/word/2018/wordml" xmlns:w16sdtdh="http://schemas.microsoft.com/office/word/2020/wordml/sdtdatahash" xmlns:w16se="http://schemas.microsoft.com/office/word/2015/wordml/symex" xmlns:wpg="http://schemas.microsoft.com/office/word/2010/wordprocessingGroup" xmlns:wpi="http://schemas.microsoft.com/office/word/2010/wordprocessingInk" xmlns:wne="http://schemas.microsoft.com/office/word/2006/wordml" xmlns:wps="http://schemas.microsoft.com/office/word/2010/wordprocessingShape" mc:Ignorable="w14 w15 w16se w16cid w16 w16cex w16sdtdh wp14">
   <w:endnote w:type="separator" w:id="-1">
     <w:p>
       <w:pPr>
@@ -1467,7 +1610,7 @@
 </file>
 
 <file path=word/footnotes.xml><?xml version="1.0" encoding="utf-8"?>
-<w:footnotes xmlns:wpc="http://schemas.microsoft.com/office/word/2010/wordprocessingCanvas" xmlns:cx="http://schemas.microsoft.com/office/drawing/2014/chartex" xmlns:cx1="http://schemas.microsoft.com/office/drawing/2015/9/8/chartex" xmlns:cx2="http://schemas.microsoft.com/office/drawing/2015/10/21/chartex" xmlns:cx3="http://schemas.microsoft.com/office/drawing/2016/5/9/chartex" xmlns:cx4="http://schemas.microsoft.com/office/drawing/2016/5/10/chartex" xmlns:cx5="http://schemas.microsoft.com/office/drawing/2016/5/11/chartex" xmlns:cx6="http://schemas.microsoft.com/office/drawing/2016/5/12/chartex" xmlns:cx7="http://schemas.microsoft.com/office/drawing/2016/5/13/chartex" xmlns:cx8="http://schemas.microsoft.com/office/drawing/2016/5/14/chartex" xmlns:mc="http://schemas.openxmlformats.org/markup-compatibility/2006" xmlns:aink="http://schemas.microsoft.com/office/drawing/2016/ink" xmlns:am3d="http://schemas.microsoft.com/office/drawing/2017/model3d" xmlns:o="urn:schemas-microsoft-com:office:office" xmlns:r="http://schemas.openxmlformats.org/officeDocument/2006/relationships" xmlns:m="http://schemas.openxmlformats.org/officeDocument/2006/math" xmlns:v="urn:schemas-microsoft-com:vml" xmlns:wp14="http://schemas.microsoft.com/office/word/2010/wordprocessingDrawing" xmlns:wp="http://schemas.openxmlformats.org/drawingml/2006/wordprocessingDrawing" xmlns:w10="urn:schemas-microsoft-com:office:word" xmlns:w="http://schemas.openxmlformats.org/wordprocessingml/2006/main" xmlns:w14="http://schemas.microsoft.com/office/word/2010/wordml" xmlns:w15="http://schemas.microsoft.com/office/word/2012/wordml" xmlns:w16cex="http://schemas.microsoft.com/office/word/2018/wordml/cex" xmlns:w16cid="http://schemas.microsoft.com/office/word/2016/wordml/cid" xmlns:w16="http://schemas.microsoft.com/office/word/2018/wordml" xmlns:w16sdtdh="http://schemas.microsoft.com/office/word/2020/wordml/sdtdatahash" xmlns:w16se="http://schemas.microsoft.com/office/word/2015/wordml/symex" xmlns:wpg="http://schemas.microsoft.com/office/word/2010/wordprocessingGroup" xmlns:wpi="http://schemas.microsoft.com/office/word/2010/wordprocessingInk" xmlns:wne="http://schemas.microsoft.com/office/word/2006/wordml" xmlns:wps="http://schemas.microsoft.com/office/word/2010/wordprocessingShape" mc:Ignorable="w14 w15 w16se w16cid w16 w16cex w16sdtdh wp14">
+<w:footnotes xmlns:wpc="http://schemas.microsoft.com/office/word/2010/wordprocessingCanvas" xmlns:cx="http://schemas.microsoft.com/office/drawing/2014/chartex" xmlns:cx1="http://schemas.microsoft.com/office/drawing/2015/9/8/chartex" xmlns:cx2="http://schemas.microsoft.com/office/drawing/2015/10/21/chartex" xmlns:cx3="http://schemas.microsoft.com/office/drawing/2016/5/9/chartex" xmlns:cx4="http://schemas.microsoft.com/office/drawing/2016/5/10/chartex" xmlns:cx5="http://schemas.microsoft.com/office/drawing/2016/5/11/chartex" xmlns:cx6="http://schemas.microsoft.com/office/drawing/2016/5/12/chartex" xmlns:cx7="http://schemas.microsoft.com/office/drawing/2016/5/13/chartex" xmlns:cx8="http://schemas.microsoft.com/office/drawing/2016/5/14/chartex" xmlns:mc="http://schemas.openxmlformats.org/markup-compatibility/2006" xmlns:aink="http://schemas.microsoft.com/office/drawing/2016/ink" xmlns:am3d="http://schemas.microsoft.com/office/drawing/2017/model3d" xmlns:o="urn:schemas-microsoft-com:office:office" xmlns:oel="http://schemas.microsoft.com/office/2019/extlst" xmlns:r="http://schemas.openxmlformats.org/officeDocument/2006/relationships" xmlns:m="http://schemas.openxmlformats.org/officeDocument/2006/math" xmlns:v="urn:schemas-microsoft-com:vml" xmlns:wp14="http://schemas.microsoft.com/office/word/2010/wordprocessingDrawing" xmlns:wp="http://schemas.openxmlformats.org/drawingml/2006/wordprocessingDrawing" xmlns:w10="urn:schemas-microsoft-com:office:word" xmlns:w="http://schemas.openxmlformats.org/wordprocessingml/2006/main" xmlns:w14="http://schemas.microsoft.com/office/word/2010/wordml" xmlns:w15="http://schemas.microsoft.com/office/word/2012/wordml" xmlns:w16cex="http://schemas.microsoft.com/office/word/2018/wordml/cex" xmlns:w16cid="http://schemas.microsoft.com/office/word/2016/wordml/cid" xmlns:w16="http://schemas.microsoft.com/office/word/2018/wordml" xmlns:w16sdtdh="http://schemas.microsoft.com/office/word/2020/wordml/sdtdatahash" xmlns:w16se="http://schemas.microsoft.com/office/word/2015/wordml/symex" xmlns:wpg="http://schemas.microsoft.com/office/word/2010/wordprocessingGroup" xmlns:wpi="http://schemas.microsoft.com/office/word/2010/wordprocessingInk" xmlns:wne="http://schemas.microsoft.com/office/word/2006/wordml" xmlns:wps="http://schemas.microsoft.com/office/word/2010/wordprocessingShape" mc:Ignorable="w14 w15 w16se w16cid w16 w16cex w16sdtdh wp14">
   <w:footnote w:type="separator" w:id="-1">
     <w:p>
       <w:pPr>
@@ -1492,7 +1635,7 @@
 </file>
 
 <file path=word/numbering.xml><?xml version="1.0" encoding="utf-8"?>
-<w:numbering xmlns:wpc="http://schemas.microsoft.com/office/word/2010/wordprocessingCanvas" xmlns:cx="http://schemas.microsoft.com/office/drawing/2014/chartex" xmlns:cx1="http://schemas.microsoft.com/office/drawing/2015/9/8/chartex" xmlns:cx2="http://schemas.microsoft.com/office/drawing/2015/10/21/chartex" xmlns:cx3="http://schemas.microsoft.com/office/drawing/2016/5/9/chartex" xmlns:cx4="http://schemas.microsoft.com/office/drawing/2016/5/10/chartex" xmlns:cx5="http://schemas.microsoft.com/office/drawing/2016/5/11/chartex" xmlns:cx6="http://schemas.microsoft.com/office/drawing/2016/5/12/chartex" xmlns:cx7="http://schemas.microsoft.com/office/drawing/2016/5/13/chartex" xmlns:cx8="http://schemas.microsoft.com/office/drawing/2016/5/14/chartex" xmlns:mc="http://schemas.openxmlformats.org/markup-compatibility/2006" xmlns:aink="http://schemas.microsoft.com/office/drawing/2016/ink" xmlns:am3d="http://schemas.microsoft.com/office/drawing/2017/model3d" xmlns:o="urn:schemas-microsoft-com:office:office" xmlns:r="http://schemas.openxmlformats.org/officeDocument/2006/relationships" xmlns:m="http://schemas.openxmlformats.org/officeDocument/2006/math" xmlns:v="urn:schemas-microsoft-com:vml" xmlns:wp14="http://schemas.microsoft.com/office/word/2010/wordprocessingDrawing" xmlns:wp="http://schemas.openxmlformats.org/drawingml/2006/wordprocessingDrawing" xmlns:w10="urn:schemas-microsoft-com:office:word" xmlns:w="http://schemas.openxmlformats.org/wordprocessingml/2006/main" xmlns:w14="http://schemas.microsoft.com/office/word/2010/wordml" xmlns:w15="http://schemas.microsoft.com/office/word/2012/wordml" xmlns:w16cex="http://schemas.microsoft.com/office/word/2018/wordml/cex" xmlns:w16cid="http://schemas.microsoft.com/office/word/2016/wordml/cid" xmlns:w16="http://schemas.microsoft.com/office/word/2018/wordml" xmlns:w16sdtdh="http://schemas.microsoft.com/office/word/2020/wordml/sdtdatahash" xmlns:w16se="http://schemas.microsoft.com/office/word/2015/wordml/symex" xmlns:wpg="http://schemas.microsoft.com/office/word/2010/wordprocessingGroup" xmlns:wpi="http://schemas.microsoft.com/office/word/2010/wordprocessingInk" xmlns:wne="http://schemas.microsoft.com/office/word/2006/wordml" xmlns:wps="http://schemas.microsoft.com/office/word/2010/wordprocessingShape" mc:Ignorable="w14 w15 w16se w16cid w16 w16cex w16sdtdh wp14">
+<w:numbering xmlns:wpc="http://schemas.microsoft.com/office/word/2010/wordprocessingCanvas" xmlns:cx="http://schemas.microsoft.com/office/drawing/2014/chartex" xmlns:cx1="http://schemas.microsoft.com/office/drawing/2015/9/8/chartex" xmlns:cx2="http://schemas.microsoft.com/office/drawing/2015/10/21/chartex" xmlns:cx3="http://schemas.microsoft.com/office/drawing/2016/5/9/chartex" xmlns:cx4="http://schemas.microsoft.com/office/drawing/2016/5/10/chartex" xmlns:cx5="http://schemas.microsoft.com/office/drawing/2016/5/11/chartex" xmlns:cx6="http://schemas.microsoft.com/office/drawing/2016/5/12/chartex" xmlns:cx7="http://schemas.microsoft.com/office/drawing/2016/5/13/chartex" xmlns:cx8="http://schemas.microsoft.com/office/drawing/2016/5/14/chartex" xmlns:mc="http://schemas.openxmlformats.org/markup-compatibility/2006" xmlns:aink="http://schemas.microsoft.com/office/drawing/2016/ink" xmlns:am3d="http://schemas.microsoft.com/office/drawing/2017/model3d" xmlns:o="urn:schemas-microsoft-com:office:office" xmlns:oel="http://schemas.microsoft.com/office/2019/extlst" xmlns:r="http://schemas.openxmlformats.org/officeDocument/2006/relationships" xmlns:m="http://schemas.openxmlformats.org/officeDocument/2006/math" xmlns:v="urn:schemas-microsoft-com:vml" xmlns:wp14="http://schemas.microsoft.com/office/word/2010/wordprocessingDrawing" xmlns:wp="http://schemas.openxmlformats.org/drawingml/2006/wordprocessingDrawing" xmlns:w10="urn:schemas-microsoft-com:office:word" xmlns:w="http://schemas.openxmlformats.org/wordprocessingml/2006/main" xmlns:w14="http://schemas.microsoft.com/office/word/2010/wordml" xmlns:w15="http://schemas.microsoft.com/office/word/2012/wordml" xmlns:w16cex="http://schemas.microsoft.com/office/word/2018/wordml/cex" xmlns:w16cid="http://schemas.microsoft.com/office/word/2016/wordml/cid" xmlns:w16="http://schemas.microsoft.com/office/word/2018/wordml" xmlns:w16sdtdh="http://schemas.microsoft.com/office/word/2020/wordml/sdtdatahash" xmlns:w16se="http://schemas.microsoft.com/office/word/2015/wordml/symex" xmlns:wpg="http://schemas.microsoft.com/office/word/2010/wordprocessingGroup" xmlns:wpi="http://schemas.microsoft.com/office/word/2010/wordprocessingInk" xmlns:wne="http://schemas.microsoft.com/office/word/2006/wordml" xmlns:wps="http://schemas.microsoft.com/office/word/2010/wordprocessingShape" mc:Ignorable="w14 w15 w16se w16cid w16 w16cex w16sdtdh wp14">
   <w:abstractNum w:abstractNumId="0" w15:restartNumberingAfterBreak="0">
     <w:nsid w:val="285D307F"/>
     <w:multiLevelType w:val="hybridMultilevel"/>
@@ -1808,13 +1951,13 @@
       </w:pPr>
     </w:lvl>
   </w:abstractNum>
-  <w:num w:numId="1">
+  <w:num w:numId="1" w16cid:durableId="1657102080">
     <w:abstractNumId w:val="1"/>
   </w:num>
-  <w:num w:numId="2">
+  <w:num w:numId="2" w16cid:durableId="2027321069">
     <w:abstractNumId w:val="0"/>
   </w:num>
-  <w:num w:numId="3">
+  <w:num w:numId="3" w16cid:durableId="1760786674">
     <w:abstractNumId w:val="2"/>
   </w:num>
 </w:numbering>
@@ -2217,15 +2360,15 @@
     <w:lsdException w:name="Unresolved Mention" w:semiHidden="1" w:unhideWhenUsed="1"/>
     <w:lsdException w:name="Smart Link" w:semiHidden="1" w:unhideWhenUsed="1"/>
   </w:latentStyles>
-  <w:style w:type="paragraph" w:default="1" w:styleId="a">
+  <w:style w:type="paragraph" w:default="1" w:styleId="Normal">
     <w:name w:val="Normal"/>
     <w:qFormat/>
   </w:style>
-  <w:style w:type="paragraph" w:styleId="1">
+  <w:style w:type="paragraph" w:styleId="Heading1">
     <w:name w:val="heading 1"/>
-    <w:basedOn w:val="a"/>
-    <w:next w:val="a"/>
-    <w:link w:val="10"/>
+    <w:basedOn w:val="Normal"/>
+    <w:next w:val="Normal"/>
+    <w:link w:val="Heading1Char"/>
     <w:uiPriority w:val="9"/>
     <w:qFormat/>
     <w:rsid w:val="00711A1B"/>
@@ -2242,11 +2385,11 @@
       <w:szCs w:val="50"/>
     </w:rPr>
   </w:style>
-  <w:style w:type="paragraph" w:styleId="2">
+  <w:style w:type="paragraph" w:styleId="Heading2">
     <w:name w:val="heading 2"/>
-    <w:basedOn w:val="a"/>
-    <w:next w:val="a"/>
-    <w:link w:val="20"/>
+    <w:basedOn w:val="Normal"/>
+    <w:next w:val="Normal"/>
+    <w:link w:val="Heading2Char"/>
     <w:uiPriority w:val="9"/>
     <w:semiHidden/>
     <w:unhideWhenUsed/>
@@ -2265,11 +2408,11 @@
       <w:szCs w:val="40"/>
     </w:rPr>
   </w:style>
-  <w:style w:type="paragraph" w:styleId="3">
+  <w:style w:type="paragraph" w:styleId="Heading3">
     <w:name w:val="heading 3"/>
-    <w:basedOn w:val="a"/>
-    <w:next w:val="a"/>
-    <w:link w:val="30"/>
+    <w:basedOn w:val="Normal"/>
+    <w:next w:val="Normal"/>
+    <w:link w:val="Heading3Char"/>
     <w:uiPriority w:val="9"/>
     <w:semiHidden/>
     <w:unhideWhenUsed/>
@@ -2288,11 +2431,11 @@
       <w:szCs w:val="35"/>
     </w:rPr>
   </w:style>
-  <w:style w:type="paragraph" w:styleId="4">
+  <w:style w:type="paragraph" w:styleId="Heading4">
     <w:name w:val="heading 4"/>
-    <w:basedOn w:val="a"/>
-    <w:next w:val="a"/>
-    <w:link w:val="40"/>
+    <w:basedOn w:val="Normal"/>
+    <w:next w:val="Normal"/>
+    <w:link w:val="Heading4Char"/>
     <w:uiPriority w:val="9"/>
     <w:semiHidden/>
     <w:unhideWhenUsed/>
@@ -2311,11 +2454,11 @@
       <w:color w:val="0F4761" w:themeColor="accent1" w:themeShade="BF"/>
     </w:rPr>
   </w:style>
-  <w:style w:type="paragraph" w:styleId="5">
+  <w:style w:type="paragraph" w:styleId="Heading5">
     <w:name w:val="heading 5"/>
-    <w:basedOn w:val="a"/>
-    <w:next w:val="a"/>
-    <w:link w:val="50"/>
+    <w:basedOn w:val="Normal"/>
+    <w:next w:val="Normal"/>
+    <w:link w:val="Heading5Char"/>
     <w:uiPriority w:val="9"/>
     <w:semiHidden/>
     <w:unhideWhenUsed/>
@@ -2332,11 +2475,11 @@
       <w:color w:val="0F4761" w:themeColor="accent1" w:themeShade="BF"/>
     </w:rPr>
   </w:style>
-  <w:style w:type="paragraph" w:styleId="6">
+  <w:style w:type="paragraph" w:styleId="Heading6">
     <w:name w:val="heading 6"/>
-    <w:basedOn w:val="a"/>
-    <w:next w:val="a"/>
-    <w:link w:val="60"/>
+    <w:basedOn w:val="Normal"/>
+    <w:next w:val="Normal"/>
+    <w:link w:val="Heading6Char"/>
     <w:uiPriority w:val="9"/>
     <w:semiHidden/>
     <w:unhideWhenUsed/>
@@ -2355,11 +2498,11 @@
       <w:color w:val="595959" w:themeColor="text1" w:themeTint="A6"/>
     </w:rPr>
   </w:style>
-  <w:style w:type="paragraph" w:styleId="7">
+  <w:style w:type="paragraph" w:styleId="Heading7">
     <w:name w:val="heading 7"/>
-    <w:basedOn w:val="a"/>
-    <w:next w:val="a"/>
-    <w:link w:val="70"/>
+    <w:basedOn w:val="Normal"/>
+    <w:next w:val="Normal"/>
+    <w:link w:val="Heading7Char"/>
     <w:uiPriority w:val="9"/>
     <w:semiHidden/>
     <w:unhideWhenUsed/>
@@ -2376,11 +2519,11 @@
       <w:color w:val="595959" w:themeColor="text1" w:themeTint="A6"/>
     </w:rPr>
   </w:style>
-  <w:style w:type="paragraph" w:styleId="8">
+  <w:style w:type="paragraph" w:styleId="Heading8">
     <w:name w:val="heading 8"/>
-    <w:basedOn w:val="a"/>
-    <w:next w:val="a"/>
-    <w:link w:val="80"/>
+    <w:basedOn w:val="Normal"/>
+    <w:next w:val="Normal"/>
+    <w:link w:val="Heading8Char"/>
     <w:uiPriority w:val="9"/>
     <w:semiHidden/>
     <w:unhideWhenUsed/>
@@ -2399,11 +2542,11 @@
       <w:color w:val="272727" w:themeColor="text1" w:themeTint="D8"/>
     </w:rPr>
   </w:style>
-  <w:style w:type="paragraph" w:styleId="9">
+  <w:style w:type="paragraph" w:styleId="Heading9">
     <w:name w:val="heading 9"/>
-    <w:basedOn w:val="a"/>
-    <w:next w:val="a"/>
-    <w:link w:val="90"/>
+    <w:basedOn w:val="Normal"/>
+    <w:next w:val="Normal"/>
+    <w:link w:val="Heading9Char"/>
     <w:uiPriority w:val="9"/>
     <w:semiHidden/>
     <w:unhideWhenUsed/>
@@ -2420,13 +2563,13 @@
       <w:color w:val="272727" w:themeColor="text1" w:themeTint="D8"/>
     </w:rPr>
   </w:style>
-  <w:style w:type="character" w:default="1" w:styleId="a0">
+  <w:style w:type="character" w:default="1" w:styleId="DefaultParagraphFont">
     <w:name w:val="Default Paragraph Font"/>
     <w:uiPriority w:val="1"/>
     <w:semiHidden/>
     <w:unhideWhenUsed/>
   </w:style>
-  <w:style w:type="table" w:default="1" w:styleId="a1">
+  <w:style w:type="table" w:default="1" w:styleId="TableNormal">
     <w:name w:val="Normal Table"/>
     <w:uiPriority w:val="99"/>
     <w:semiHidden/>
@@ -2441,16 +2584,16 @@
       </w:tblCellMar>
     </w:tblPr>
   </w:style>
-  <w:style w:type="numbering" w:default="1" w:styleId="a2">
+  <w:style w:type="numbering" w:default="1" w:styleId="NoList">
     <w:name w:val="No List"/>
     <w:uiPriority w:val="99"/>
     <w:semiHidden/>
     <w:unhideWhenUsed/>
   </w:style>
-  <w:style w:type="character" w:customStyle="1" w:styleId="10">
-    <w:name w:val="หัวเรื่อง 1 อักขระ"/>
-    <w:basedOn w:val="a0"/>
-    <w:link w:val="1"/>
+  <w:style w:type="character" w:customStyle="1" w:styleId="Heading1Char">
+    <w:name w:val="Heading 1 Char"/>
+    <w:basedOn w:val="DefaultParagraphFont"/>
+    <w:link w:val="Heading1"/>
     <w:uiPriority w:val="9"/>
     <w:rsid w:val="00711A1B"/>
     <w:rPr>
@@ -2460,10 +2603,10 @@
       <w:szCs w:val="50"/>
     </w:rPr>
   </w:style>
-  <w:style w:type="character" w:customStyle="1" w:styleId="20">
-    <w:name w:val="หัวเรื่อง 2 อักขระ"/>
-    <w:basedOn w:val="a0"/>
-    <w:link w:val="2"/>
+  <w:style w:type="character" w:customStyle="1" w:styleId="Heading2Char">
+    <w:name w:val="Heading 2 Char"/>
+    <w:basedOn w:val="DefaultParagraphFont"/>
+    <w:link w:val="Heading2"/>
     <w:uiPriority w:val="9"/>
     <w:semiHidden/>
     <w:rsid w:val="00711A1B"/>
@@ -2474,10 +2617,10 @@
       <w:szCs w:val="40"/>
     </w:rPr>
   </w:style>
-  <w:style w:type="character" w:customStyle="1" w:styleId="30">
-    <w:name w:val="หัวเรื่อง 3 อักขระ"/>
-    <w:basedOn w:val="a0"/>
-    <w:link w:val="3"/>
+  <w:style w:type="character" w:customStyle="1" w:styleId="Heading3Char">
+    <w:name w:val="Heading 3 Char"/>
+    <w:basedOn w:val="DefaultParagraphFont"/>
+    <w:link w:val="Heading3"/>
     <w:uiPriority w:val="9"/>
     <w:semiHidden/>
     <w:rsid w:val="00711A1B"/>
@@ -2488,10 +2631,10 @@
       <w:szCs w:val="35"/>
     </w:rPr>
   </w:style>
-  <w:style w:type="character" w:customStyle="1" w:styleId="40">
-    <w:name w:val="หัวเรื่อง 4 อักขระ"/>
-    <w:basedOn w:val="a0"/>
-    <w:link w:val="4"/>
+  <w:style w:type="character" w:customStyle="1" w:styleId="Heading4Char">
+    <w:name w:val="Heading 4 Char"/>
+    <w:basedOn w:val="DefaultParagraphFont"/>
+    <w:link w:val="Heading4"/>
     <w:uiPriority w:val="9"/>
     <w:semiHidden/>
     <w:rsid w:val="00711A1B"/>
@@ -2502,10 +2645,10 @@
       <w:color w:val="0F4761" w:themeColor="accent1" w:themeShade="BF"/>
     </w:rPr>
   </w:style>
-  <w:style w:type="character" w:customStyle="1" w:styleId="50">
-    <w:name w:val="หัวเรื่อง 5 อักขระ"/>
-    <w:basedOn w:val="a0"/>
-    <w:link w:val="5"/>
+  <w:style w:type="character" w:customStyle="1" w:styleId="Heading5Char">
+    <w:name w:val="Heading 5 Char"/>
+    <w:basedOn w:val="DefaultParagraphFont"/>
+    <w:link w:val="Heading5"/>
     <w:uiPriority w:val="9"/>
     <w:semiHidden/>
     <w:rsid w:val="00711A1B"/>
@@ -2514,10 +2657,10 @@
       <w:color w:val="0F4761" w:themeColor="accent1" w:themeShade="BF"/>
     </w:rPr>
   </w:style>
-  <w:style w:type="character" w:customStyle="1" w:styleId="60">
-    <w:name w:val="หัวเรื่อง 6 อักขระ"/>
-    <w:basedOn w:val="a0"/>
-    <w:link w:val="6"/>
+  <w:style w:type="character" w:customStyle="1" w:styleId="Heading6Char">
+    <w:name w:val="Heading 6 Char"/>
+    <w:basedOn w:val="DefaultParagraphFont"/>
+    <w:link w:val="Heading6"/>
     <w:uiPriority w:val="9"/>
     <w:semiHidden/>
     <w:rsid w:val="00711A1B"/>
@@ -2528,10 +2671,10 @@
       <w:color w:val="595959" w:themeColor="text1" w:themeTint="A6"/>
     </w:rPr>
   </w:style>
-  <w:style w:type="character" w:customStyle="1" w:styleId="70">
-    <w:name w:val="หัวเรื่อง 7 อักขระ"/>
-    <w:basedOn w:val="a0"/>
-    <w:link w:val="7"/>
+  <w:style w:type="character" w:customStyle="1" w:styleId="Heading7Char">
+    <w:name w:val="Heading 7 Char"/>
+    <w:basedOn w:val="DefaultParagraphFont"/>
+    <w:link w:val="Heading7"/>
     <w:uiPriority w:val="9"/>
     <w:semiHidden/>
     <w:rsid w:val="00711A1B"/>
@@ -2540,10 +2683,10 @@
       <w:color w:val="595959" w:themeColor="text1" w:themeTint="A6"/>
     </w:rPr>
   </w:style>
-  <w:style w:type="character" w:customStyle="1" w:styleId="80">
-    <w:name w:val="หัวเรื่อง 8 อักขระ"/>
-    <w:basedOn w:val="a0"/>
-    <w:link w:val="8"/>
+  <w:style w:type="character" w:customStyle="1" w:styleId="Heading8Char">
+    <w:name w:val="Heading 8 Char"/>
+    <w:basedOn w:val="DefaultParagraphFont"/>
+    <w:link w:val="Heading8"/>
     <w:uiPriority w:val="9"/>
     <w:semiHidden/>
     <w:rsid w:val="00711A1B"/>
@@ -2554,10 +2697,10 @@
       <w:color w:val="272727" w:themeColor="text1" w:themeTint="D8"/>
     </w:rPr>
   </w:style>
-  <w:style w:type="character" w:customStyle="1" w:styleId="90">
-    <w:name w:val="หัวเรื่อง 9 อักขระ"/>
-    <w:basedOn w:val="a0"/>
-    <w:link w:val="9"/>
+  <w:style w:type="character" w:customStyle="1" w:styleId="Heading9Char">
+    <w:name w:val="Heading 9 Char"/>
+    <w:basedOn w:val="DefaultParagraphFont"/>
+    <w:link w:val="Heading9"/>
     <w:uiPriority w:val="9"/>
     <w:semiHidden/>
     <w:rsid w:val="00711A1B"/>
@@ -2566,11 +2709,11 @@
       <w:color w:val="272727" w:themeColor="text1" w:themeTint="D8"/>
     </w:rPr>
   </w:style>
-  <w:style w:type="paragraph" w:styleId="a3">
+  <w:style w:type="paragraph" w:styleId="Title">
     <w:name w:val="Title"/>
-    <w:basedOn w:val="a"/>
-    <w:next w:val="a"/>
-    <w:link w:val="a4"/>
+    <w:basedOn w:val="Normal"/>
+    <w:next w:val="Normal"/>
+    <w:link w:val="TitleChar"/>
     <w:uiPriority w:val="10"/>
     <w:qFormat/>
     <w:rsid w:val="00711A1B"/>
@@ -2586,10 +2729,10 @@
       <w:szCs w:val="71"/>
     </w:rPr>
   </w:style>
-  <w:style w:type="character" w:customStyle="1" w:styleId="a4">
-    <w:name w:val="ชื่อเรื่อง อักขระ"/>
-    <w:basedOn w:val="a0"/>
-    <w:link w:val="a3"/>
+  <w:style w:type="character" w:customStyle="1" w:styleId="TitleChar">
+    <w:name w:val="Title Char"/>
+    <w:basedOn w:val="DefaultParagraphFont"/>
+    <w:link w:val="Title"/>
     <w:uiPriority w:val="10"/>
     <w:rsid w:val="00711A1B"/>
     <w:rPr>
@@ -2600,11 +2743,11 @@
       <w:szCs w:val="71"/>
     </w:rPr>
   </w:style>
-  <w:style w:type="paragraph" w:styleId="a5">
+  <w:style w:type="paragraph" w:styleId="Subtitle">
     <w:name w:val="Subtitle"/>
-    <w:basedOn w:val="a"/>
-    <w:next w:val="a"/>
-    <w:link w:val="a6"/>
+    <w:basedOn w:val="Normal"/>
+    <w:next w:val="Normal"/>
+    <w:link w:val="SubtitleChar"/>
     <w:uiPriority w:val="11"/>
     <w:qFormat/>
     <w:rsid w:val="00711A1B"/>
@@ -2621,10 +2764,10 @@
       <w:szCs w:val="35"/>
     </w:rPr>
   </w:style>
-  <w:style w:type="character" w:customStyle="1" w:styleId="a6">
-    <w:name w:val="ชื่อเรื่องรอง อักขระ"/>
-    <w:basedOn w:val="a0"/>
-    <w:link w:val="a5"/>
+  <w:style w:type="character" w:customStyle="1" w:styleId="SubtitleChar">
+    <w:name w:val="Subtitle Char"/>
+    <w:basedOn w:val="DefaultParagraphFont"/>
+    <w:link w:val="Subtitle"/>
     <w:uiPriority w:val="11"/>
     <w:rsid w:val="00711A1B"/>
     <w:rPr>
@@ -2635,11 +2778,11 @@
       <w:szCs w:val="35"/>
     </w:rPr>
   </w:style>
-  <w:style w:type="paragraph" w:styleId="a7">
+  <w:style w:type="paragraph" w:styleId="Quote">
     <w:name w:val="Quote"/>
-    <w:basedOn w:val="a"/>
-    <w:next w:val="a"/>
-    <w:link w:val="a8"/>
+    <w:basedOn w:val="Normal"/>
+    <w:next w:val="Normal"/>
+    <w:link w:val="QuoteChar"/>
     <w:uiPriority w:val="29"/>
     <w:qFormat/>
     <w:rsid w:val="00711A1B"/>
@@ -2653,10 +2796,10 @@
       <w:color w:val="404040" w:themeColor="text1" w:themeTint="BF"/>
     </w:rPr>
   </w:style>
-  <w:style w:type="character" w:customStyle="1" w:styleId="a8">
-    <w:name w:val="คำอ้างอิง อักขระ"/>
-    <w:basedOn w:val="a0"/>
-    <w:link w:val="a7"/>
+  <w:style w:type="character" w:customStyle="1" w:styleId="QuoteChar">
+    <w:name w:val="Quote Char"/>
+    <w:basedOn w:val="DefaultParagraphFont"/>
+    <w:link w:val="Quote"/>
     <w:uiPriority w:val="29"/>
     <w:rsid w:val="00711A1B"/>
     <w:rPr>
@@ -2665,9 +2808,9 @@
       <w:color w:val="404040" w:themeColor="text1" w:themeTint="BF"/>
     </w:rPr>
   </w:style>
-  <w:style w:type="paragraph" w:styleId="a9">
+  <w:style w:type="paragraph" w:styleId="ListParagraph">
     <w:name w:val="List Paragraph"/>
-    <w:basedOn w:val="a"/>
+    <w:basedOn w:val="Normal"/>
     <w:uiPriority w:val="34"/>
     <w:qFormat/>
     <w:rsid w:val="00711A1B"/>
@@ -2676,9 +2819,9 @@
       <w:contextualSpacing/>
     </w:pPr>
   </w:style>
-  <w:style w:type="character" w:styleId="aa">
+  <w:style w:type="character" w:styleId="IntenseEmphasis">
     <w:name w:val="Intense Emphasis"/>
-    <w:basedOn w:val="a0"/>
+    <w:basedOn w:val="DefaultParagraphFont"/>
     <w:uiPriority w:val="21"/>
     <w:qFormat/>
     <w:rsid w:val="00711A1B"/>
@@ -2688,11 +2831,11 @@
       <w:color w:val="0F4761" w:themeColor="accent1" w:themeShade="BF"/>
     </w:rPr>
   </w:style>
-  <w:style w:type="paragraph" w:styleId="ab">
+  <w:style w:type="paragraph" w:styleId="IntenseQuote">
     <w:name w:val="Intense Quote"/>
-    <w:basedOn w:val="a"/>
-    <w:next w:val="a"/>
-    <w:link w:val="ac"/>
+    <w:basedOn w:val="Normal"/>
+    <w:next w:val="Normal"/>
+    <w:link w:val="IntenseQuoteChar"/>
     <w:uiPriority w:val="30"/>
     <w:qFormat/>
     <w:rsid w:val="00711A1B"/>
@@ -2711,10 +2854,10 @@
       <w:color w:val="0F4761" w:themeColor="accent1" w:themeShade="BF"/>
     </w:rPr>
   </w:style>
-  <w:style w:type="character" w:customStyle="1" w:styleId="ac">
-    <w:name w:val="ทำให้คำอ้างอิงเป็นสีเข้มขึ้น อักขระ"/>
-    <w:basedOn w:val="a0"/>
-    <w:link w:val="ab"/>
+  <w:style w:type="character" w:customStyle="1" w:styleId="IntenseQuoteChar">
+    <w:name w:val="Intense Quote Char"/>
+    <w:basedOn w:val="DefaultParagraphFont"/>
+    <w:link w:val="IntenseQuote"/>
     <w:uiPriority w:val="30"/>
     <w:rsid w:val="00711A1B"/>
     <w:rPr>
@@ -2723,9 +2866,9 @@
       <w:color w:val="0F4761" w:themeColor="accent1" w:themeShade="BF"/>
     </w:rPr>
   </w:style>
-  <w:style w:type="character" w:styleId="ad">
+  <w:style w:type="character" w:styleId="IntenseReference">
     <w:name w:val="Intense Reference"/>
-    <w:basedOn w:val="a0"/>
+    <w:basedOn w:val="DefaultParagraphFont"/>
     <w:uiPriority w:val="32"/>
     <w:qFormat/>
     <w:rsid w:val="00711A1B"/>
@@ -2737,10 +2880,10 @@
       <w:spacing w:val="5"/>
     </w:rPr>
   </w:style>
-  <w:style w:type="paragraph" w:styleId="ae">
+  <w:style w:type="paragraph" w:styleId="Header">
     <w:name w:val="header"/>
-    <w:basedOn w:val="a"/>
-    <w:link w:val="af"/>
+    <w:basedOn w:val="Normal"/>
+    <w:link w:val="HeaderChar"/>
     <w:uiPriority w:val="99"/>
     <w:unhideWhenUsed/>
     <w:rsid w:val="00A0764E"/>
@@ -2752,17 +2895,17 @@
       <w:spacing w:after="0"/>
     </w:pPr>
   </w:style>
-  <w:style w:type="character" w:customStyle="1" w:styleId="af">
-    <w:name w:val="หัวกระดาษ อักขระ"/>
-    <w:basedOn w:val="a0"/>
-    <w:link w:val="ae"/>
+  <w:style w:type="character" w:customStyle="1" w:styleId="HeaderChar">
+    <w:name w:val="Header Char"/>
+    <w:basedOn w:val="DefaultParagraphFont"/>
+    <w:link w:val="Header"/>
     <w:uiPriority w:val="99"/>
     <w:rsid w:val="00A0764E"/>
   </w:style>
-  <w:style w:type="paragraph" w:styleId="af0">
+  <w:style w:type="paragraph" w:styleId="Footer">
     <w:name w:val="footer"/>
-    <w:basedOn w:val="a"/>
-    <w:link w:val="af1"/>
+    <w:basedOn w:val="Normal"/>
+    <w:link w:val="FooterChar"/>
     <w:uiPriority w:val="99"/>
     <w:unhideWhenUsed/>
     <w:rsid w:val="00A0764E"/>
@@ -2774,10 +2917,10 @@
       <w:spacing w:after="0"/>
     </w:pPr>
   </w:style>
-  <w:style w:type="character" w:customStyle="1" w:styleId="af1">
-    <w:name w:val="ท้ายกระดาษ อักขระ"/>
-    <w:basedOn w:val="a0"/>
-    <w:link w:val="af0"/>
+  <w:style w:type="character" w:customStyle="1" w:styleId="FooterChar">
+    <w:name w:val="Footer Char"/>
+    <w:basedOn w:val="DefaultParagraphFont"/>
+    <w:link w:val="Footer"/>
     <w:uiPriority w:val="99"/>
     <w:rsid w:val="00A0764E"/>
   </w:style>
